--- a/docs/DA2-ai-chuan-hoa-du-lieu/DA2-08-cd5-6-7-dong-goi-trien-khai.docx
+++ b/docs/DA2-ai-chuan-hoa-du-lieu/DA2-08-cd5-6-7-dong-goi-trien-khai.docx
@@ -4,12 +4,12 @@
   <w:body>
     <w:p>
       <w:pPr>
-        <w:spacing w:after="1400"/>
+        <w:spacing w:after="900"/>
       </w:pPr>
     </w:p>
     <w:p>
       <w:pPr>
-        <w:spacing w:after="700"/>
+        <w:spacing w:after="350"/>
         <w:jc w:val="center"/>
       </w:pPr>
       <w:r>
@@ -77,7 +77,7 @@
           <w:top w:val="single" w:color="008E4D" w:sz="12" w:space="18"/>
           <w:bottom w:val="single" w:color="008E4D" w:sz="12" w:space="18"/>
         </w:pBdr>
-        <w:spacing w:after="900" w:before="260"/>
+        <w:spacing w:after="500" w:before="220"/>
         <w:jc w:val="center"/>
       </w:pPr>
       <w:r>
@@ -94,7 +94,7 @@
     </w:p>
     <w:p>
       <w:pPr>
-        <w:spacing w:after="700"/>
+        <w:spacing w:after="350"/>
         <w:jc w:val="center"/>
       </w:pPr>
       <w:r>
@@ -591,7 +591,7 @@
     </w:tbl>
     <w:p>
       <w:pPr>
-        <w:spacing w:after="420"/>
+        <w:spacing w:after="200"/>
       </w:pPr>
     </w:p>
     <w:p>
@@ -896,7 +896,7 @@
     </w:tbl>
     <w:p>
       <w:pPr>
-        <w:spacing w:after="420"/>
+        <w:spacing w:after="200"/>
       </w:pPr>
     </w:p>
     <w:p>
@@ -960,12 +960,6 @@
         </w:rPr>
         <w:t xml:space="preserve"/>
       </w:r>
-    </w:p>
-    <w:p>
-      <w:pPr>
-        <w:pageBreakBefore/>
-        <w:spacing w:after="200"/>
-      </w:pPr>
     </w:p>
     <w:tbl>
       <w:tblPr>

--- a/docs/DA2-ai-chuan-hoa-du-lieu/DA2-08-cd5-6-7-dong-goi-trien-khai.docx
+++ b/docs/DA2-ai-chuan-hoa-du-lieu/DA2-08-cd5-6-7-dong-goi-trien-khai.docx
@@ -123,8 +123,8 @@
         <w:tblLayout w:type="fixed"/>
       </w:tblPr>
       <w:tblGrid>
-        <w:gridCol w:w="2302"/>
-        <w:gridCol w:w="7058"/>
+        <w:gridCol w:w="2808"/>
+        <w:gridCol w:w="6552"/>
       </w:tblGrid>
       <w:tr>
         <w:trPr>
@@ -132,7 +132,7 @@
         </w:trPr>
         <w:tc>
           <w:tcPr>
-            <w:tcW w:type="dxa" w:w="2302"/>
+            <w:tcW w:type="dxa" w:w="2808"/>
             <w:shd w:fill="EEF6F1" w:color="auto" w:val="clear"/>
             <w:tcMar>
               <w:top w:type="dxa" w:w="90"/>
@@ -161,7 +161,7 @@
         </w:tc>
         <w:tc>
           <w:tcPr>
-            <w:tcW w:type="dxa" w:w="7058"/>
+            <w:tcW w:type="dxa" w:w="6552"/>
             <w:shd w:fill="EEF6F1" w:color="auto" w:val="clear"/>
             <w:tcMar>
               <w:top w:type="dxa" w:w="90"/>
@@ -195,7 +195,7 @@
         </w:trPr>
         <w:tc>
           <w:tcPr>
-            <w:tcW w:type="dxa" w:w="2302"/>
+            <w:tcW w:type="dxa" w:w="2808"/>
             <w:tcMar>
               <w:top w:type="dxa" w:w="90"/>
               <w:left w:type="dxa" w:w="120"/>
@@ -221,7 +221,7 @@
         </w:tc>
         <w:tc>
           <w:tcPr>
-            <w:tcW w:type="dxa" w:w="7058"/>
+            <w:tcW w:type="dxa" w:w="6552"/>
             <w:tcMar>
               <w:top w:type="dxa" w:w="90"/>
               <w:left w:type="dxa" w:w="120"/>
@@ -252,7 +252,7 @@
         </w:trPr>
         <w:tc>
           <w:tcPr>
-            <w:tcW w:type="dxa" w:w="2302"/>
+            <w:tcW w:type="dxa" w:w="2808"/>
             <w:tcMar>
               <w:top w:type="dxa" w:w="90"/>
               <w:left w:type="dxa" w:w="120"/>
@@ -278,7 +278,7 @@
         </w:tc>
         <w:tc>
           <w:tcPr>
-            <w:tcW w:type="dxa" w:w="7058"/>
+            <w:tcW w:type="dxa" w:w="6552"/>
             <w:tcMar>
               <w:top w:type="dxa" w:w="90"/>
               <w:left w:type="dxa" w:w="120"/>
@@ -309,7 +309,7 @@
         </w:trPr>
         <w:tc>
           <w:tcPr>
-            <w:tcW w:type="dxa" w:w="2302"/>
+            <w:tcW w:type="dxa" w:w="2808"/>
             <w:tcMar>
               <w:top w:type="dxa" w:w="90"/>
               <w:left w:type="dxa" w:w="120"/>
@@ -335,7 +335,7 @@
         </w:tc>
         <w:tc>
           <w:tcPr>
-            <w:tcW w:type="dxa" w:w="7058"/>
+            <w:tcW w:type="dxa" w:w="6552"/>
             <w:tcMar>
               <w:top w:type="dxa" w:w="90"/>
               <w:left w:type="dxa" w:w="120"/>
@@ -366,7 +366,7 @@
         </w:trPr>
         <w:tc>
           <w:tcPr>
-            <w:tcW w:type="dxa" w:w="2302"/>
+            <w:tcW w:type="dxa" w:w="2808"/>
             <w:tcMar>
               <w:top w:type="dxa" w:w="90"/>
               <w:left w:type="dxa" w:w="120"/>
@@ -392,7 +392,7 @@
         </w:tc>
         <w:tc>
           <w:tcPr>
-            <w:tcW w:type="dxa" w:w="7058"/>
+            <w:tcW w:type="dxa" w:w="6552"/>
             <w:tcMar>
               <w:top w:type="dxa" w:w="90"/>
               <w:left w:type="dxa" w:w="120"/>
@@ -423,7 +423,7 @@
         </w:trPr>
         <w:tc>
           <w:tcPr>
-            <w:tcW w:type="dxa" w:w="2302"/>
+            <w:tcW w:type="dxa" w:w="2808"/>
             <w:tcMar>
               <w:top w:type="dxa" w:w="90"/>
               <w:left w:type="dxa" w:w="120"/>
@@ -449,7 +449,7 @@
         </w:tc>
         <w:tc>
           <w:tcPr>
-            <w:tcW w:type="dxa" w:w="7058"/>
+            <w:tcW w:type="dxa" w:w="6552"/>
             <w:tcMar>
               <w:top w:type="dxa" w:w="90"/>
               <w:left w:type="dxa" w:w="120"/>
@@ -480,7 +480,7 @@
         </w:trPr>
         <w:tc>
           <w:tcPr>
-            <w:tcW w:type="dxa" w:w="2302"/>
+            <w:tcW w:type="dxa" w:w="2808"/>
             <w:tcMar>
               <w:top w:type="dxa" w:w="90"/>
               <w:left w:type="dxa" w:w="120"/>
@@ -506,27 +506,27 @@
         </w:tc>
         <w:tc>
           <w:tcPr>
-            <w:tcW w:type="dxa" w:w="7058"/>
-            <w:tcMar>
-              <w:top w:type="dxa" w:w="90"/>
-              <w:left w:type="dxa" w:w="120"/>
-              <w:bottom w:type="dxa" w:w="90"/>
-              <w:right w:type="dxa" w:w="120"/>
-            </w:tcMar>
-            <w:vAlign w:val="center"/>
-          </w:tcPr>
-          <w:p>
-            <w:pPr>
-              <w:spacing w:after="0" w:line="280"/>
-            </w:pPr>
-            <w:r>
-              <w:rPr>
-                <w:rFonts w:ascii="Be Vietnam Pro" w:cs="Be Vietnam Pro" w:eastAsia="Be Vietnam Pro" w:hAnsi="Be Vietnam Pro"/>
-                <w:color w:val="101814"/>
-                <w:sz w:val="20"/>
-                <w:szCs w:val="20"/>
-              </w:rPr>
-              <w:t xml:space="preserve">Bộ phận Phát triển phần mềm — Công ty Bioscope</w:t>
+            <w:tcW w:type="dxa" w:w="6552"/>
+            <w:tcMar>
+              <w:top w:type="dxa" w:w="90"/>
+              <w:left w:type="dxa" w:w="120"/>
+              <w:bottom w:type="dxa" w:w="90"/>
+              <w:right w:type="dxa" w:w="120"/>
+            </w:tcMar>
+            <w:vAlign w:val="center"/>
+          </w:tcPr>
+          <w:p>
+            <w:pPr>
+              <w:spacing w:after="0" w:line="280"/>
+            </w:pPr>
+            <w:r>
+              <w:rPr>
+                <w:rFonts w:ascii="Be Vietnam Pro" w:cs="Be Vietnam Pro" w:eastAsia="Be Vietnam Pro" w:hAnsi="Be Vietnam Pro"/>
+                <w:color w:val="101814"/>
+                <w:sz w:val="20"/>
+                <w:szCs w:val="20"/>
+              </w:rPr>
+              <w:t xml:space="preserve">QuanNH — Team Lead, Công ty OPTIMAI</w:t>
             </w:r>
           </w:p>
         </w:tc>
@@ -537,7 +537,7 @@
         </w:trPr>
         <w:tc>
           <w:tcPr>
-            <w:tcW w:type="dxa" w:w="2302"/>
+            <w:tcW w:type="dxa" w:w="2808"/>
             <w:tcMar>
               <w:top w:type="dxa" w:w="90"/>
               <w:left w:type="dxa" w:w="120"/>
@@ -563,27 +563,27 @@
         </w:tc>
         <w:tc>
           <w:tcPr>
-            <w:tcW w:type="dxa" w:w="7058"/>
-            <w:tcMar>
-              <w:top w:type="dxa" w:w="90"/>
-              <w:left w:type="dxa" w:w="120"/>
-              <w:bottom w:type="dxa" w:w="90"/>
-              <w:right w:type="dxa" w:w="120"/>
-            </w:tcMar>
-            <w:vAlign w:val="center"/>
-          </w:tcPr>
-          <w:p>
-            <w:pPr>
-              <w:spacing w:after="0" w:line="280"/>
-            </w:pPr>
-            <w:r>
-              <w:rPr>
-                <w:rFonts w:ascii="Be Vietnam Pro" w:cs="Be Vietnam Pro" w:eastAsia="Be Vietnam Pro" w:hAnsi="Be Vietnam Pro"/>
-                <w:color w:val="101814"/>
-                <w:sz w:val="20"/>
-                <w:szCs w:val="20"/>
-              </w:rPr>
-              <w:t xml:space="preserve">Ban Giám đốc</w:t>
+            <w:tcW w:type="dxa" w:w="6552"/>
+            <w:tcMar>
+              <w:top w:type="dxa" w:w="90"/>
+              <w:left w:type="dxa" w:w="120"/>
+              <w:bottom w:type="dxa" w:w="90"/>
+              <w:right w:type="dxa" w:w="120"/>
+            </w:tcMar>
+            <w:vAlign w:val="center"/>
+          </w:tcPr>
+          <w:p>
+            <w:pPr>
+              <w:spacing w:after="0" w:line="280"/>
+            </w:pPr>
+            <w:r>
+              <w:rPr>
+                <w:rFonts w:ascii="Be Vietnam Pro" w:cs="Be Vietnam Pro" w:eastAsia="Be Vietnam Pro" w:hAnsi="Be Vietnam Pro"/>
+                <w:color w:val="101814"/>
+                <w:sz w:val="20"/>
+                <w:szCs w:val="20"/>
+              </w:rPr>
+              <w:t xml:space="preserve">Ban Giám đốc Công ty OPTIMAI</w:t>
             </w:r>
           </w:p>
         </w:tc>
@@ -10499,6 +10499,126 @@
       <w:tblPr>
         <w:tblW w:type="dxa" w:w="9360"/>
         <w:tblBorders>
+          <w:top w:val="none" w:color="auto" w:sz="0"/>
+          <w:left w:val="single" w:color="008E4D" w:sz="18"/>
+          <w:bottom w:val="none" w:color="auto" w:sz="0"/>
+          <w:right w:val="none" w:color="auto" w:sz="0"/>
+          <w:insideH w:val="none" w:color="auto" w:sz="0"/>
+          <w:insideV w:val="none" w:color="auto" w:sz="0"/>
+        </w:tblBorders>
+        <w:tblLayout w:type="fixed"/>
+      </w:tblPr>
+      <w:tblGrid>
+        <w:gridCol w:w="9360"/>
+      </w:tblGrid>
+      <w:tr>
+        <w:tc>
+          <w:tcPr>
+            <w:tcW w:type="dxa" w:w="9360"/>
+            <w:shd w:fill="EEF6F1" w:color="auto" w:val="clear"/>
+            <w:tcMar>
+              <w:top w:type="dxa" w:w="150"/>
+              <w:left w:type="dxa" w:w="190"/>
+              <w:bottom w:type="dxa" w:w="150"/>
+              <w:right w:type="dxa" w:w="160"/>
+            </w:tcMar>
+          </w:tcPr>
+          <w:p>
+            <w:pPr>
+              <w:spacing w:after="0" w:line="290"/>
+            </w:pPr>
+            <w:r>
+              <w:rPr>
+                <w:rFonts w:ascii="Be Vietnam Pro" w:cs="Be Vietnam Pro" w:eastAsia="Be Vietnam Pro" w:hAnsi="Be Vietnam Pro"/>
+                <w:b/>
+                <w:bCs/>
+                <w:color w:val="101814"/>
+                <w:sz w:val="20"/>
+                <w:szCs w:val="20"/>
+              </w:rPr>
+              <w:t xml:space="preserve">Quan hệ hai bên.</w:t>
+            </w:r>
+            <w:r>
+              <w:rPr>
+                <w:rFonts w:ascii="Be Vietnam Pro" w:cs="Be Vietnam Pro" w:eastAsia="Be Vietnam Pro" w:hAnsi="Be Vietnam Pro"/>
+                <w:color w:val="101814"/>
+                <w:sz w:val="20"/>
+                <w:szCs w:val="20"/>
+              </w:rPr>
+              <w:t xml:space="preserve"> Phần mềm do </w:t>
+            </w:r>
+            <w:r>
+              <w:rPr>
+                <w:rFonts w:ascii="Be Vietnam Pro" w:cs="Be Vietnam Pro" w:eastAsia="Be Vietnam Pro" w:hAnsi="Be Vietnam Pro"/>
+                <w:b/>
+                <w:bCs/>
+                <w:color w:val="101814"/>
+                <w:sz w:val="20"/>
+                <w:szCs w:val="20"/>
+              </w:rPr>
+              <w:t xml:space="preserve">Công ty OPTIMAI</w:t>
+            </w:r>
+            <w:r>
+              <w:rPr>
+                <w:rFonts w:ascii="Be Vietnam Pro" w:cs="Be Vietnam Pro" w:eastAsia="Be Vietnam Pro" w:hAnsi="Be Vietnam Pro"/>
+                <w:color w:val="101814"/>
+                <w:sz w:val="20"/>
+                <w:szCs w:val="20"/>
+              </w:rPr>
+              <w:t xml:space="preserve"> thực hiện theo hợp đồng và bàn giao cho </w:t>
+            </w:r>
+            <w:r>
+              <w:rPr>
+                <w:rFonts w:ascii="Be Vietnam Pro" w:cs="Be Vietnam Pro" w:eastAsia="Be Vietnam Pro" w:hAnsi="Be Vietnam Pro"/>
+                <w:b/>
+                <w:bCs/>
+                <w:color w:val="101814"/>
+                <w:sz w:val="20"/>
+                <w:szCs w:val="20"/>
+              </w:rPr>
+              <w:t xml:space="preserve">Công ty Bioscope</w:t>
+            </w:r>
+            <w:r>
+              <w:rPr>
+                <w:rFonts w:ascii="Be Vietnam Pro" w:cs="Be Vietnam Pro" w:eastAsia="Be Vietnam Pro" w:hAnsi="Be Vietnam Pro"/>
+                <w:color w:val="101814"/>
+                <w:sz w:val="20"/>
+                <w:szCs w:val="20"/>
+              </w:rPr>
+              <w:t xml:space="preserve">. Quyền sở hữu mã nguồn nghiệp vụ chuyển sang Bioscope sau khi nghiệm thu và bàn giao, theo điều khoản hợp đồng — chi tiết ở </w:t>
+            </w:r>
+            <w:r>
+              <w:rPr>
+                <w:rFonts w:ascii="Menlo" w:cs="Menlo" w:eastAsia="Menlo" w:hAnsi="Menlo"/>
+                <w:color w:val="101814"/>
+                <w:sz w:val="20"/>
+                <w:szCs w:val="20"/>
+                <w:shd w:fill="F1F5F3" w:color="auto" w:val="clear"/>
+              </w:rPr>
+              <w:t xml:space="preserve">00-7-hop-dong-ban-giao-va-quyen-so-huu.md</w:t>
+            </w:r>
+            <w:r>
+              <w:rPr>
+                <w:rFonts w:ascii="Be Vietnam Pro" w:cs="Be Vietnam Pro" w:eastAsia="Be Vietnam Pro" w:hAnsi="Be Vietnam Pro"/>
+                <w:color w:val="101814"/>
+                <w:sz w:val="20"/>
+                <w:szCs w:val="20"/>
+              </w:rPr>
+              <w:t xml:space="preserve"> mục 4.</w:t>
+            </w:r>
+          </w:p>
+        </w:tc>
+      </w:tr>
+    </w:tbl>
+    <w:p>
+      <w:pPr>
+        <w:spacing w:after="160"/>
+      </w:pPr>
+    </w:p>
+    <w:tbl>
+      <w:tblPr>
+        <w:tblW w:type="dxa" w:w="9360"/>
+        <w:tblBorders>
           <w:top w:val="single" w:color="CFE3D8" w:sz="4"/>
           <w:left w:val="single" w:color="CFE3D8" w:sz="4"/>
           <w:bottom w:val="single" w:color="CFE3D8" w:sz="4"/>
@@ -10509,8 +10629,8 @@
         <w:tblLayout w:type="fixed"/>
       </w:tblPr>
       <w:tblGrid>
-        <w:gridCol w:w="6389"/>
-        <w:gridCol w:w="2971"/>
+        <w:gridCol w:w="5296"/>
+        <w:gridCol w:w="4064"/>
       </w:tblGrid>
       <w:tr>
         <w:trPr>
@@ -10518,7 +10638,7 @@
         </w:trPr>
         <w:tc>
           <w:tcPr>
-            <w:tcW w:type="dxa" w:w="6389"/>
+            <w:tcW w:type="dxa" w:w="5296"/>
             <w:shd w:fill="EEF6F1" w:color="auto" w:val="clear"/>
             <w:tcMar>
               <w:top w:type="dxa" w:w="90"/>
@@ -10547,7 +10667,7 @@
         </w:tc>
         <w:tc>
           <w:tcPr>
-            <w:tcW w:type="dxa" w:w="2971"/>
+            <w:tcW w:type="dxa" w:w="4064"/>
             <w:shd w:fill="EEF6F1" w:color="auto" w:val="clear"/>
             <w:tcMar>
               <w:top w:type="dxa" w:w="90"/>
@@ -10581,7 +10701,7 @@
         </w:trPr>
         <w:tc>
           <w:tcPr>
-            <w:tcW w:type="dxa" w:w="6389"/>
+            <w:tcW w:type="dxa" w:w="5296"/>
             <w:tcMar>
               <w:top w:type="dxa" w:w="90"/>
               <w:left w:type="dxa" w:w="120"/>
@@ -10607,19 +10727,28 @@
         </w:tc>
         <w:tc>
           <w:tcPr>
-            <w:tcW w:type="dxa" w:w="2971"/>
-            <w:tcMar>
-              <w:top w:type="dxa" w:w="90"/>
-              <w:left w:type="dxa" w:w="120"/>
-              <w:bottom w:type="dxa" w:w="90"/>
-              <w:right w:type="dxa" w:w="120"/>
-            </w:tcMar>
-            <w:vAlign w:val="center"/>
-          </w:tcPr>
-          <w:p>
-            <w:pPr>
-              <w:spacing w:after="0" w:line="280"/>
-            </w:pPr>
+            <w:tcW w:type="dxa" w:w="4064"/>
+            <w:tcMar>
+              <w:top w:type="dxa" w:w="90"/>
+              <w:left w:type="dxa" w:w="120"/>
+              <w:bottom w:type="dxa" w:w="90"/>
+              <w:right w:type="dxa" w:w="120"/>
+            </w:tcMar>
+            <w:vAlign w:val="center"/>
+          </w:tcPr>
+          <w:p>
+            <w:pPr>
+              <w:spacing w:after="0" w:line="280"/>
+            </w:pPr>
+            <w:r>
+              <w:rPr>
+                <w:rFonts w:ascii="Be Vietnam Pro" w:cs="Be Vietnam Pro" w:eastAsia="Be Vietnam Pro" w:hAnsi="Be Vietnam Pro"/>
+                <w:color w:val="101814"/>
+                <w:sz w:val="20"/>
+                <w:szCs w:val="20"/>
+              </w:rPr>
+              <w:t xml:space="preserve">OPTIMAI → </w:t>
+            </w:r>
             <w:r>
               <w:rPr>
                 <w:rFonts w:ascii="Be Vietnam Pro" w:cs="Be Vietnam Pro" w:eastAsia="Be Vietnam Pro" w:hAnsi="Be Vietnam Pro"/>
@@ -10629,7 +10758,27 @@
                 <w:sz w:val="20"/>
                 <w:szCs w:val="20"/>
               </w:rPr>
-              <w:t xml:space="preserve">Công ty Bioscope</w:t>
+              <w:t xml:space="preserve">Bioscope</w:t>
+            </w:r>
+            <w:r>
+              <w:rPr>
+                <w:rFonts w:ascii="Be Vietnam Pro" w:cs="Be Vietnam Pro" w:eastAsia="Be Vietnam Pro" w:hAnsi="Be Vietnam Pro"/>
+                <w:color w:val="101814"/>
+                <w:sz w:val="20"/>
+                <w:szCs w:val="20"/>
+              </w:rPr>
+              <w:t xml:space="preserve"> </w:t>
+            </w:r>
+            <w:r>
+              <w:rPr>
+                <w:rFonts w:ascii="Be Vietnam Pro" w:cs="Be Vietnam Pro" w:eastAsia="Be Vietnam Pro" w:hAnsi="Be Vietnam Pro"/>
+                <w:i/>
+                <w:iCs/>
+                <w:color w:val="101814"/>
+                <w:sz w:val="20"/>
+                <w:szCs w:val="20"/>
+              </w:rPr>
+              <w:t xml:space="preserve">(sau bàn giao)</w:t>
             </w:r>
           </w:p>
         </w:tc>
@@ -10640,7 +10789,7 @@
         </w:trPr>
         <w:tc>
           <w:tcPr>
-            <w:tcW w:type="dxa" w:w="6389"/>
+            <w:tcW w:type="dxa" w:w="5296"/>
             <w:tcMar>
               <w:top w:type="dxa" w:w="90"/>
               <w:left w:type="dxa" w:w="120"/>
@@ -10666,19 +10815,28 @@
         </w:tc>
         <w:tc>
           <w:tcPr>
-            <w:tcW w:type="dxa" w:w="2971"/>
-            <w:tcMar>
-              <w:top w:type="dxa" w:w="90"/>
-              <w:left w:type="dxa" w:w="120"/>
-              <w:bottom w:type="dxa" w:w="90"/>
-              <w:right w:type="dxa" w:w="120"/>
-            </w:tcMar>
-            <w:vAlign w:val="center"/>
-          </w:tcPr>
-          <w:p>
-            <w:pPr>
-              <w:spacing w:after="0" w:line="280"/>
-            </w:pPr>
+            <w:tcW w:type="dxa" w:w="4064"/>
+            <w:tcMar>
+              <w:top w:type="dxa" w:w="90"/>
+              <w:left w:type="dxa" w:w="120"/>
+              <w:bottom w:type="dxa" w:w="90"/>
+              <w:right w:type="dxa" w:w="120"/>
+            </w:tcMar>
+            <w:vAlign w:val="center"/>
+          </w:tcPr>
+          <w:p>
+            <w:pPr>
+              <w:spacing w:after="0" w:line="280"/>
+            </w:pPr>
+            <w:r>
+              <w:rPr>
+                <w:rFonts w:ascii="Be Vietnam Pro" w:cs="Be Vietnam Pro" w:eastAsia="Be Vietnam Pro" w:hAnsi="Be Vietnam Pro"/>
+                <w:color w:val="101814"/>
+                <w:sz w:val="20"/>
+                <w:szCs w:val="20"/>
+              </w:rPr>
+              <w:t xml:space="preserve">OPTIMAI → </w:t>
+            </w:r>
             <w:r>
               <w:rPr>
                 <w:rFonts w:ascii="Be Vietnam Pro" w:cs="Be Vietnam Pro" w:eastAsia="Be Vietnam Pro" w:hAnsi="Be Vietnam Pro"/>
@@ -10688,7 +10846,27 @@
                 <w:sz w:val="20"/>
                 <w:szCs w:val="20"/>
               </w:rPr>
-              <w:t xml:space="preserve">Công ty Bioscope</w:t>
+              <w:t xml:space="preserve">Bioscope</w:t>
+            </w:r>
+            <w:r>
+              <w:rPr>
+                <w:rFonts w:ascii="Be Vietnam Pro" w:cs="Be Vietnam Pro" w:eastAsia="Be Vietnam Pro" w:hAnsi="Be Vietnam Pro"/>
+                <w:color w:val="101814"/>
+                <w:sz w:val="20"/>
+                <w:szCs w:val="20"/>
+              </w:rPr>
+              <w:t xml:space="preserve"> </w:t>
+            </w:r>
+            <w:r>
+              <w:rPr>
+                <w:rFonts w:ascii="Be Vietnam Pro" w:cs="Be Vietnam Pro" w:eastAsia="Be Vietnam Pro" w:hAnsi="Be Vietnam Pro"/>
+                <w:i/>
+                <w:iCs/>
+                <w:color w:val="101814"/>
+                <w:sz w:val="20"/>
+                <w:szCs w:val="20"/>
+              </w:rPr>
+              <w:t xml:space="preserve">(sau bàn giao)</w:t>
             </w:r>
           </w:p>
         </w:tc>
@@ -10699,7 +10877,7 @@
         </w:trPr>
         <w:tc>
           <w:tcPr>
-            <w:tcW w:type="dxa" w:w="6389"/>
+            <w:tcW w:type="dxa" w:w="5296"/>
             <w:tcMar>
               <w:top w:type="dxa" w:w="90"/>
               <w:left w:type="dxa" w:w="120"/>
@@ -10725,19 +10903,28 @@
         </w:tc>
         <w:tc>
           <w:tcPr>
-            <w:tcW w:type="dxa" w:w="2971"/>
-            <w:tcMar>
-              <w:top w:type="dxa" w:w="90"/>
-              <w:left w:type="dxa" w:w="120"/>
-              <w:bottom w:type="dxa" w:w="90"/>
-              <w:right w:type="dxa" w:w="120"/>
-            </w:tcMar>
-            <w:vAlign w:val="center"/>
-          </w:tcPr>
-          <w:p>
-            <w:pPr>
-              <w:spacing w:after="0" w:line="280"/>
-            </w:pPr>
+            <w:tcW w:type="dxa" w:w="4064"/>
+            <w:tcMar>
+              <w:top w:type="dxa" w:w="90"/>
+              <w:left w:type="dxa" w:w="120"/>
+              <w:bottom w:type="dxa" w:w="90"/>
+              <w:right w:type="dxa" w:w="120"/>
+            </w:tcMar>
+            <w:vAlign w:val="center"/>
+          </w:tcPr>
+          <w:p>
+            <w:pPr>
+              <w:spacing w:after="0" w:line="280"/>
+            </w:pPr>
+            <w:r>
+              <w:rPr>
+                <w:rFonts w:ascii="Be Vietnam Pro" w:cs="Be Vietnam Pro" w:eastAsia="Be Vietnam Pro" w:hAnsi="Be Vietnam Pro"/>
+                <w:color w:val="101814"/>
+                <w:sz w:val="20"/>
+                <w:szCs w:val="20"/>
+              </w:rPr>
+              <w:t xml:space="preserve">OPTIMAI → </w:t>
+            </w:r>
             <w:r>
               <w:rPr>
                 <w:rFonts w:ascii="Be Vietnam Pro" w:cs="Be Vietnam Pro" w:eastAsia="Be Vietnam Pro" w:hAnsi="Be Vietnam Pro"/>
@@ -10747,7 +10934,27 @@
                 <w:sz w:val="20"/>
                 <w:szCs w:val="20"/>
               </w:rPr>
-              <w:t xml:space="preserve">Công ty Bioscope</w:t>
+              <w:t xml:space="preserve">Bioscope</w:t>
+            </w:r>
+            <w:r>
+              <w:rPr>
+                <w:rFonts w:ascii="Be Vietnam Pro" w:cs="Be Vietnam Pro" w:eastAsia="Be Vietnam Pro" w:hAnsi="Be Vietnam Pro"/>
+                <w:color w:val="101814"/>
+                <w:sz w:val="20"/>
+                <w:szCs w:val="20"/>
+              </w:rPr>
+              <w:t xml:space="preserve"> </w:t>
+            </w:r>
+            <w:r>
+              <w:rPr>
+                <w:rFonts w:ascii="Be Vietnam Pro" w:cs="Be Vietnam Pro" w:eastAsia="Be Vietnam Pro" w:hAnsi="Be Vietnam Pro"/>
+                <w:i/>
+                <w:iCs/>
+                <w:color w:val="101814"/>
+                <w:sz w:val="20"/>
+                <w:szCs w:val="20"/>
+              </w:rPr>
+              <w:t xml:space="preserve">(sau bàn giao)</w:t>
             </w:r>
           </w:p>
         </w:tc>
@@ -10758,7 +10965,7 @@
         </w:trPr>
         <w:tc>
           <w:tcPr>
-            <w:tcW w:type="dxa" w:w="6389"/>
+            <w:tcW w:type="dxa" w:w="5296"/>
             <w:tcMar>
               <w:top w:type="dxa" w:w="90"/>
               <w:left w:type="dxa" w:w="120"/>
@@ -10784,7 +10991,7 @@
         </w:tc>
         <w:tc>
           <w:tcPr>
-            <w:tcW w:type="dxa" w:w="2971"/>
+            <w:tcW w:type="dxa" w:w="4064"/>
             <w:tcMar>
               <w:top w:type="dxa" w:w="90"/>
               <w:left w:type="dxa" w:w="120"/>
@@ -10806,7 +11013,27 @@
                 <w:sz w:val="20"/>
                 <w:szCs w:val="20"/>
               </w:rPr>
-              <w:t xml:space="preserve">Công ty Bioscope</w:t>
+              <w:t xml:space="preserve">Bioscope</w:t>
+            </w:r>
+            <w:r>
+              <w:rPr>
+                <w:rFonts w:ascii="Be Vietnam Pro" w:cs="Be Vietnam Pro" w:eastAsia="Be Vietnam Pro" w:hAnsi="Be Vietnam Pro"/>
+                <w:color w:val="101814"/>
+                <w:sz w:val="20"/>
+                <w:szCs w:val="20"/>
+              </w:rPr>
+              <w:t xml:space="preserve"> </w:t>
+            </w:r>
+            <w:r>
+              <w:rPr>
+                <w:rFonts w:ascii="Be Vietnam Pro" w:cs="Be Vietnam Pro" w:eastAsia="Be Vietnam Pro" w:hAnsi="Be Vietnam Pro"/>
+                <w:i/>
+                <w:iCs/>
+                <w:color w:val="101814"/>
+                <w:sz w:val="20"/>
+                <w:szCs w:val="20"/>
+              </w:rPr>
+              <w:t xml:space="preserve">(từ đầu)</w:t>
             </w:r>
           </w:p>
         </w:tc>
@@ -10817,7 +11044,7 @@
         </w:trPr>
         <w:tc>
           <w:tcPr>
-            <w:tcW w:type="dxa" w:w="6389"/>
+            <w:tcW w:type="dxa" w:w="5296"/>
             <w:tcMar>
               <w:top w:type="dxa" w:w="90"/>
               <w:left w:type="dxa" w:w="120"/>
@@ -10843,7 +11070,7 @@
         </w:tc>
         <w:tc>
           <w:tcPr>
-            <w:tcW w:type="dxa" w:w="2971"/>
+            <w:tcW w:type="dxa" w:w="4064"/>
             <w:tcMar>
               <w:top w:type="dxa" w:w="90"/>
               <w:left w:type="dxa" w:w="120"/>
@@ -10874,7 +11101,7 @@
         </w:trPr>
         <w:tc>
           <w:tcPr>
-            <w:tcW w:type="dxa" w:w="6389"/>
+            <w:tcW w:type="dxa" w:w="5296"/>
             <w:tcMar>
               <w:top w:type="dxa" w:w="90"/>
               <w:left w:type="dxa" w:w="120"/>
@@ -10900,7 +11127,7 @@
         </w:tc>
         <w:tc>
           <w:tcPr>
-            <w:tcW w:type="dxa" w:w="2971"/>
+            <w:tcW w:type="dxa" w:w="4064"/>
             <w:tcMar>
               <w:top w:type="dxa" w:w="90"/>
               <w:left w:type="dxa" w:w="120"/>

--- a/docs/DA2-ai-chuan-hoa-du-lieu/DA2-08-cd5-6-7-dong-goi-trien-khai.docx
+++ b/docs/DA2-ai-chuan-hoa-du-lieu/DA2-08-cd5-6-7-dong-goi-trien-khai.docx
@@ -9,48 +9,39 @@
     </w:p>
     <w:p>
       <w:pPr>
-        <w:spacing w:after="350"/>
+        <w:spacing w:after="40"/>
         <w:jc w:val="center"/>
       </w:pPr>
       <w:r>
-        <w:drawing>
-          <wp:inline distT="0" distB="0" distL="0" distR="0">
-            <wp:extent cx="2476500" cy="723900"/>
-            <wp:effectExtent t="0" r="0" b="0" l="0"/>
-            <wp:docPr id="1" name="" descr="" title=""/>
-            <wp:cNvGraphicFramePr>
-              <a:graphicFrameLocks xmlns:a="http://schemas.openxmlformats.org/drawingml/2006/main" noChangeAspect="1"/>
-            </wp:cNvGraphicFramePr>
-            <a:graphic xmlns:a="http://schemas.openxmlformats.org/drawingml/2006/main">
-              <a:graphicData uri="http://schemas.openxmlformats.org/drawingml/2006/picture">
-                <pic:pic xmlns:pic="http://schemas.openxmlformats.org/drawingml/2006/picture">
-                  <pic:nvPicPr>
-                    <pic:cNvPr id="0" name="" descr=""/>
-                    <pic:cNvPicPr>
-                      <a:picLocks noChangeAspect="1" noChangeArrowheads="1"/>
-                    </pic:cNvPicPr>
-                  </pic:nvPicPr>
-                  <pic:blipFill>
-                    <a:blip r:embed="rId9" cstate="none"/>
-                    <a:srcRect/>
-                    <a:stretch>
-                      <a:fillRect/>
-                    </a:stretch>
-                  </pic:blipFill>
-                  <pic:spPr bwMode="auto">
-                    <a:xfrm>
-                      <a:off x="0" y="0"/>
-                      <a:ext cx="2476500" cy="723900"/>
-                    </a:xfrm>
-                    <a:prstGeom prst="rect">
-                      <a:avLst/>
-                    </a:prstGeom>
-                  </pic:spPr>
-                </pic:pic>
-              </a:graphicData>
-            </a:graphic>
-          </wp:inline>
-        </w:drawing>
+        <w:rPr>
+          <w:rFonts w:ascii="Be Vietnam Pro" w:cs="Be Vietnam Pro" w:eastAsia="Be Vietnam Pro" w:hAnsi="Be Vietnam Pro"/>
+          <w:b/>
+          <w:bCs/>
+          <w:color w:val="036F3D"/>
+          <w:spacing w:val="160"/>
+          <w:sz w:val="64"/>
+          <w:szCs w:val="64"/>
+        </w:rPr>
+        <w:t xml:space="preserve">OPTIMAI</w:t>
+      </w:r>
+    </w:p>
+    <w:p>
+      <w:pPr>
+        <w:pBdr>
+          <w:top w:val="single" w:color="F58E33" w:sz="8" w:space="10"/>
+        </w:pBdr>
+        <w:spacing w:after="320"/>
+        <w:jc w:val="center"/>
+      </w:pPr>
+      <w:r>
+        <w:rPr>
+          <w:rFonts w:ascii="Be Vietnam Pro" w:cs="Be Vietnam Pro" w:eastAsia="Be Vietnam Pro" w:hAnsi="Be Vietnam Pro"/>
+          <w:color w:val="8A4B12"/>
+          <w:spacing w:val="70"/>
+          <w:sz w:val="16"/>
+          <w:szCs w:val="16"/>
+        </w:rPr>
+        <w:t xml:space="preserve">CÔNG TY PHÁT TRIỂN PHẦN MỀM</w:t>
       </w:r>
     </w:p>
     <w:p>
@@ -12473,44 +12464,16 @@
             <w:spacing w:after="0"/>
           </w:pPr>
           <w:r>
-            <w:drawing>
-              <wp:inline distT="0" distB="0" distL="0" distR="0">
-                <wp:extent cx="1009650" cy="295275"/>
-                <wp:effectExtent t="0" r="0" b="0" l="0"/>
-                <wp:docPr id="1" name="" descr="" title=""/>
-                <wp:cNvGraphicFramePr>
-                  <a:graphicFrameLocks xmlns:a="http://schemas.openxmlformats.org/drawingml/2006/main" noChangeAspect="1"/>
-                </wp:cNvGraphicFramePr>
-                <a:graphic xmlns:a="http://schemas.openxmlformats.org/drawingml/2006/main">
-                  <a:graphicData uri="http://schemas.openxmlformats.org/drawingml/2006/picture">
-                    <pic:pic xmlns:pic="http://schemas.openxmlformats.org/drawingml/2006/picture">
-                      <pic:nvPicPr>
-                        <pic:cNvPr id="0" name="" descr=""/>
-                        <pic:cNvPicPr>
-                          <a:picLocks noChangeAspect="1" noChangeArrowheads="1"/>
-                        </pic:cNvPicPr>
-                      </pic:nvPicPr>
-                      <pic:blipFill>
-                        <a:blip r:embed="rId0" cstate="none"/>
-                        <a:srcRect/>
-                        <a:stretch>
-                          <a:fillRect/>
-                        </a:stretch>
-                      </pic:blipFill>
-                      <pic:spPr bwMode="auto">
-                        <a:xfrm>
-                          <a:off x="0" y="0"/>
-                          <a:ext cx="1009650" cy="295275"/>
-                        </a:xfrm>
-                        <a:prstGeom prst="rect">
-                          <a:avLst/>
-                        </a:prstGeom>
-                      </pic:spPr>
-                    </pic:pic>
-                  </a:graphicData>
-                </a:graphic>
-              </wp:inline>
-            </w:drawing>
+            <w:rPr>
+              <w:rFonts w:ascii="Be Vietnam Pro" w:cs="Be Vietnam Pro" w:eastAsia="Be Vietnam Pro" w:hAnsi="Be Vietnam Pro"/>
+              <w:b/>
+              <w:bCs/>
+              <w:color w:val="036F3D"/>
+              <w:spacing w:val="60"/>
+              <w:sz w:val="19"/>
+              <w:szCs w:val="19"/>
+            </w:rPr>
+            <w:t xml:space="preserve">OPTIMAI</w:t>
           </w:r>
         </w:p>
       </w:tc>

--- a/docs/DA2-ai-chuan-hoa-du-lieu/DA2-08-cd5-6-7-dong-goi-trien-khai.docx
+++ b/docs/DA2-ai-chuan-hoa-du-lieu/DA2-08-cd5-6-7-dong-goi-trien-khai.docx
@@ -114,8 +114,8 @@
         <w:tblLayout w:type="fixed"/>
       </w:tblPr>
       <w:tblGrid>
-        <w:gridCol w:w="2808"/>
-        <w:gridCol w:w="6552"/>
+        <w:gridCol w:w="2600"/>
+        <w:gridCol w:w="6760"/>
       </w:tblGrid>
       <w:tr>
         <w:trPr>
@@ -123,7 +123,7 @@
         </w:trPr>
         <w:tc>
           <w:tcPr>
-            <w:tcW w:type="dxa" w:w="2808"/>
+            <w:tcW w:type="dxa" w:w="2600"/>
             <w:shd w:fill="EEF6F1" w:color="auto" w:val="clear"/>
             <w:tcMar>
               <w:top w:type="dxa" w:w="90"/>
@@ -152,7 +152,7 @@
         </w:tc>
         <w:tc>
           <w:tcPr>
-            <w:tcW w:type="dxa" w:w="6552"/>
+            <w:tcW w:type="dxa" w:w="6760"/>
             <w:shd w:fill="EEF6F1" w:color="auto" w:val="clear"/>
             <w:tcMar>
               <w:top w:type="dxa" w:w="90"/>
@@ -186,7 +186,7 @@
         </w:trPr>
         <w:tc>
           <w:tcPr>
-            <w:tcW w:type="dxa" w:w="2808"/>
+            <w:tcW w:type="dxa" w:w="2600"/>
             <w:tcMar>
               <w:top w:type="dxa" w:w="90"/>
               <w:left w:type="dxa" w:w="120"/>
@@ -212,7 +212,7 @@
         </w:tc>
         <w:tc>
           <w:tcPr>
-            <w:tcW w:type="dxa" w:w="6552"/>
+            <w:tcW w:type="dxa" w:w="6760"/>
             <w:tcMar>
               <w:top w:type="dxa" w:w="90"/>
               <w:left w:type="dxa" w:w="120"/>
@@ -243,7 +243,7 @@
         </w:trPr>
         <w:tc>
           <w:tcPr>
-            <w:tcW w:type="dxa" w:w="2808"/>
+            <w:tcW w:type="dxa" w:w="2600"/>
             <w:tcMar>
               <w:top w:type="dxa" w:w="90"/>
               <w:left w:type="dxa" w:w="120"/>
@@ -269,7 +269,7 @@
         </w:tc>
         <w:tc>
           <w:tcPr>
-            <w:tcW w:type="dxa" w:w="6552"/>
+            <w:tcW w:type="dxa" w:w="6760"/>
             <w:tcMar>
               <w:top w:type="dxa" w:w="90"/>
               <w:left w:type="dxa" w:w="120"/>
@@ -300,7 +300,7 @@
         </w:trPr>
         <w:tc>
           <w:tcPr>
-            <w:tcW w:type="dxa" w:w="2808"/>
+            <w:tcW w:type="dxa" w:w="2600"/>
             <w:tcMar>
               <w:top w:type="dxa" w:w="90"/>
               <w:left w:type="dxa" w:w="120"/>
@@ -326,7 +326,7 @@
         </w:tc>
         <w:tc>
           <w:tcPr>
-            <w:tcW w:type="dxa" w:w="6552"/>
+            <w:tcW w:type="dxa" w:w="6760"/>
             <w:tcMar>
               <w:top w:type="dxa" w:w="90"/>
               <w:left w:type="dxa" w:w="120"/>
@@ -357,7 +357,7 @@
         </w:trPr>
         <w:tc>
           <w:tcPr>
-            <w:tcW w:type="dxa" w:w="2808"/>
+            <w:tcW w:type="dxa" w:w="2600"/>
             <w:tcMar>
               <w:top w:type="dxa" w:w="90"/>
               <w:left w:type="dxa" w:w="120"/>
@@ -383,7 +383,7 @@
         </w:tc>
         <w:tc>
           <w:tcPr>
-            <w:tcW w:type="dxa" w:w="6552"/>
+            <w:tcW w:type="dxa" w:w="6760"/>
             <w:tcMar>
               <w:top w:type="dxa" w:w="90"/>
               <w:left w:type="dxa" w:w="120"/>
@@ -414,7 +414,7 @@
         </w:trPr>
         <w:tc>
           <w:tcPr>
-            <w:tcW w:type="dxa" w:w="2808"/>
+            <w:tcW w:type="dxa" w:w="2600"/>
             <w:tcMar>
               <w:top w:type="dxa" w:w="90"/>
               <w:left w:type="dxa" w:w="120"/>
@@ -440,7 +440,7 @@
         </w:tc>
         <w:tc>
           <w:tcPr>
-            <w:tcW w:type="dxa" w:w="6552"/>
+            <w:tcW w:type="dxa" w:w="6760"/>
             <w:tcMar>
               <w:top w:type="dxa" w:w="90"/>
               <w:left w:type="dxa" w:w="120"/>
@@ -471,7 +471,7 @@
         </w:trPr>
         <w:tc>
           <w:tcPr>
-            <w:tcW w:type="dxa" w:w="2808"/>
+            <w:tcW w:type="dxa" w:w="2600"/>
             <w:tcMar>
               <w:top w:type="dxa" w:w="90"/>
               <w:left w:type="dxa" w:w="120"/>
@@ -497,27 +497,27 @@
         </w:tc>
         <w:tc>
           <w:tcPr>
-            <w:tcW w:type="dxa" w:w="6552"/>
-            <w:tcMar>
-              <w:top w:type="dxa" w:w="90"/>
-              <w:left w:type="dxa" w:w="120"/>
-              <w:bottom w:type="dxa" w:w="90"/>
-              <w:right w:type="dxa" w:w="120"/>
-            </w:tcMar>
-            <w:vAlign w:val="center"/>
-          </w:tcPr>
-          <w:p>
-            <w:pPr>
-              <w:spacing w:after="0" w:line="280"/>
-            </w:pPr>
-            <w:r>
-              <w:rPr>
-                <w:rFonts w:ascii="Be Vietnam Pro" w:cs="Be Vietnam Pro" w:eastAsia="Be Vietnam Pro" w:hAnsi="Be Vietnam Pro"/>
-                <w:color w:val="101814"/>
-                <w:sz w:val="20"/>
-                <w:szCs w:val="20"/>
-              </w:rPr>
-              <w:t xml:space="preserve">QuanNH — Team Lead, Công ty OPTIMAI</w:t>
+            <w:tcW w:type="dxa" w:w="6760"/>
+            <w:tcMar>
+              <w:top w:type="dxa" w:w="90"/>
+              <w:left w:type="dxa" w:w="120"/>
+              <w:bottom w:type="dxa" w:w="90"/>
+              <w:right w:type="dxa" w:w="120"/>
+            </w:tcMar>
+            <w:vAlign w:val="center"/>
+          </w:tcPr>
+          <w:p>
+            <w:pPr>
+              <w:spacing w:after="0" w:line="280"/>
+            </w:pPr>
+            <w:r>
+              <w:rPr>
+                <w:rFonts w:ascii="Be Vietnam Pro" w:cs="Be Vietnam Pro" w:eastAsia="Be Vietnam Pro" w:hAnsi="Be Vietnam Pro"/>
+                <w:color w:val="101814"/>
+                <w:sz w:val="20"/>
+                <w:szCs w:val="20"/>
+              </w:rPr>
+              <w:t xml:space="preserve">Quân — Team phát triển, Công ty OPTIMAI</w:t>
             </w:r>
           </w:p>
         </w:tc>
@@ -528,7 +528,7 @@
         </w:trPr>
         <w:tc>
           <w:tcPr>
-            <w:tcW w:type="dxa" w:w="2808"/>
+            <w:tcW w:type="dxa" w:w="2600"/>
             <w:tcMar>
               <w:top w:type="dxa" w:w="90"/>
               <w:left w:type="dxa" w:w="120"/>
@@ -554,7 +554,7 @@
         </w:tc>
         <w:tc>
           <w:tcPr>
-            <w:tcW w:type="dxa" w:w="6552"/>
+            <w:tcW w:type="dxa" w:w="6760"/>
             <w:tcMar>
               <w:top w:type="dxa" w:w="90"/>
               <w:left w:type="dxa" w:w="120"/>
@@ -915,6 +915,249 @@
           <w:docGrid w:linePitch="360"/>
         </w:sectPr>
       </w:pPr>
+    </w:p>
+    <w:p>
+      <w:pPr>
+        <w:spacing w:after="140" w:before="120"/>
+      </w:pPr>
+      <w:r>
+        <w:rPr>
+          <w:rFonts w:ascii="Be Vietnam Pro" w:cs="Be Vietnam Pro" w:eastAsia="Be Vietnam Pro" w:hAnsi="Be Vietnam Pro"/>
+          <w:b/>
+          <w:bCs/>
+          <w:color w:val="036F3D"/>
+          <w:spacing w:val="50"/>
+          <w:sz w:val="21"/>
+          <w:szCs w:val="21"/>
+        </w:rPr>
+        <w:t xml:space="preserve">MỤC LỤC</w:t>
+      </w:r>
+    </w:p>
+    <w:p>
+      <w:pPr>
+        <w:spacing w:after="40" w:line="260"/>
+        <w:ind w:left="220"/>
+      </w:pPr>
+      <w:r>
+        <w:rPr>
+          <w:rFonts w:ascii="Be Vietnam Pro" w:cs="Be Vietnam Pro" w:eastAsia="Be Vietnam Pro" w:hAnsi="Be Vietnam Pro"/>
+          <w:color w:val="4A5551"/>
+          <w:sz w:val="19"/>
+          <w:szCs w:val="19"/>
+        </w:rPr>
+        <w:t xml:space="preserve">A1. Đặc thù đóng gói của DA2</w:t>
+      </w:r>
+    </w:p>
+    <w:p>
+      <w:pPr>
+        <w:spacing w:after="40" w:line="260"/>
+        <w:ind w:left="220"/>
+      </w:pPr>
+      <w:r>
+        <w:rPr>
+          <w:rFonts w:ascii="Be Vietnam Pro" w:cs="Be Vietnam Pro" w:eastAsia="Be Vietnam Pro" w:hAnsi="Be Vietnam Pro"/>
+          <w:color w:val="4A5551"/>
+          <w:sz w:val="19"/>
+          <w:szCs w:val="19"/>
+        </w:rPr>
+        <w:t xml:space="preserve">A2. Danh sách rà soát riêng của DA2</w:t>
+      </w:r>
+    </w:p>
+    <w:p>
+      <w:pPr>
+        <w:spacing w:after="40" w:line="260"/>
+        <w:ind w:left="220"/>
+      </w:pPr>
+      <w:r>
+        <w:rPr>
+          <w:rFonts w:ascii="Be Vietnam Pro" w:cs="Be Vietnam Pro" w:eastAsia="Be Vietnam Pro" w:hAnsi="Be Vietnam Pro"/>
+          <w:color w:val="4A5551"/>
+          <w:sz w:val="19"/>
+          <w:szCs w:val="19"/>
+        </w:rPr>
+        <w:t xml:space="preserve">A3. Biến môi trường riêng của DA2</w:t>
+      </w:r>
+    </w:p>
+    <w:p>
+      <w:pPr>
+        <w:spacing w:after="40" w:line="260"/>
+        <w:ind w:left="220"/>
+      </w:pPr>
+      <w:r>
+        <w:rPr>
+          <w:rFonts w:ascii="Be Vietnam Pro" w:cs="Be Vietnam Pro" w:eastAsia="Be Vietnam Pro" w:hAnsi="Be Vietnam Pro"/>
+          <w:color w:val="4A5551"/>
+          <w:sz w:val="19"/>
+          <w:szCs w:val="19"/>
+        </w:rPr>
+        <w:t xml:space="preserve">A4. Tài khoản dịch vụ Google</w:t>
+      </w:r>
+    </w:p>
+    <w:p>
+      <w:pPr>
+        <w:spacing w:after="40" w:line="260"/>
+        <w:ind w:left="220"/>
+      </w:pPr>
+      <w:r>
+        <w:rPr>
+          <w:rFonts w:ascii="Be Vietnam Pro" w:cs="Be Vietnam Pro" w:eastAsia="Be Vietnam Pro" w:hAnsi="Be Vietnam Pro"/>
+          <w:color w:val="4A5551"/>
+          <w:sz w:val="19"/>
+          <w:szCs w:val="19"/>
+        </w:rPr>
+        <w:t xml:space="preserve">B1. Cài đặt lần đầu</w:t>
+      </w:r>
+    </w:p>
+    <w:p>
+      <w:pPr>
+        <w:spacing w:after="40" w:line="260"/>
+        <w:ind w:left="220"/>
+      </w:pPr>
+      <w:r>
+        <w:rPr>
+          <w:rFonts w:ascii="Be Vietnam Pro" w:cs="Be Vietnam Pro" w:eastAsia="Be Vietnam Pro" w:hAnsi="Be Vietnam Pro"/>
+          <w:color w:val="4A5551"/>
+          <w:sz w:val="19"/>
+          <w:szCs w:val="19"/>
+        </w:rPr>
+        <w:t xml:space="preserve">B2. Danh sách kiểm tra sau triển khai</w:t>
+      </w:r>
+    </w:p>
+    <w:p>
+      <w:pPr>
+        <w:spacing w:after="40" w:line="260"/>
+        <w:ind w:left="220"/>
+      </w:pPr>
+      <w:r>
+        <w:rPr>
+          <w:rFonts w:ascii="Be Vietnam Pro" w:cs="Be Vietnam Pro" w:eastAsia="Be Vietnam Pro" w:hAnsi="Be Vietnam Pro"/>
+          <w:color w:val="4A5551"/>
+          <w:sz w:val="19"/>
+          <w:szCs w:val="19"/>
+        </w:rPr>
+        <w:t xml:space="preserve">B3. Bảo trì định kỳ</w:t>
+      </w:r>
+    </w:p>
+    <w:p>
+      <w:pPr>
+        <w:spacing w:after="40" w:line="260"/>
+        <w:ind w:left="220"/>
+      </w:pPr>
+      <w:r>
+        <w:rPr>
+          <w:rFonts w:ascii="Be Vietnam Pro" w:cs="Be Vietnam Pro" w:eastAsia="Be Vietnam Pro" w:hAnsi="Be Vietnam Pro"/>
+          <w:color w:val="4A5551"/>
+          <w:sz w:val="19"/>
+          <w:szCs w:val="19"/>
+        </w:rPr>
+        <w:t xml:space="preserve">B4. Xử lý sự cố thường gặp</w:t>
+      </w:r>
+    </w:p>
+    <w:p>
+      <w:pPr>
+        <w:spacing w:after="40" w:line="260"/>
+        <w:ind w:left="220"/>
+      </w:pPr>
+      <w:r>
+        <w:rPr>
+          <w:rFonts w:ascii="Be Vietnam Pro" w:cs="Be Vietnam Pro" w:eastAsia="Be Vietnam Pro" w:hAnsi="Be Vietnam Pro"/>
+          <w:color w:val="4A5551"/>
+          <w:sz w:val="19"/>
+          <w:szCs w:val="19"/>
+        </w:rPr>
+        <w:t xml:space="preserve">B5. Bàn giao</w:t>
+      </w:r>
+    </w:p>
+    <w:p>
+      <w:pPr>
+        <w:spacing w:after="40" w:line="260"/>
+        <w:ind w:left="220"/>
+      </w:pPr>
+      <w:r>
+        <w:rPr>
+          <w:rFonts w:ascii="Be Vietnam Pro" w:cs="Be Vietnam Pro" w:eastAsia="Be Vietnam Pro" w:hAnsi="Be Vietnam Pro"/>
+          <w:color w:val="4A5551"/>
+          <w:sz w:val="19"/>
+          <w:szCs w:val="19"/>
+        </w:rPr>
+        <w:t xml:space="preserve">C1. Hình thức phát hành</w:t>
+      </w:r>
+    </w:p>
+    <w:p>
+      <w:pPr>
+        <w:spacing w:after="40" w:line="260"/>
+        <w:ind w:left="220"/>
+      </w:pPr>
+      <w:r>
+        <w:rPr>
+          <w:rFonts w:ascii="Be Vietnam Pro" w:cs="Be Vietnam Pro" w:eastAsia="Be Vietnam Pro" w:hAnsi="Be Vietnam Pro"/>
+          <w:color w:val="4A5551"/>
+          <w:sz w:val="19"/>
+          <w:szCs w:val="19"/>
+        </w:rPr>
+        <w:t xml:space="preserve">C2. Bằng chứng đã phát hành</w:t>
+      </w:r>
+    </w:p>
+    <w:p>
+      <w:pPr>
+        <w:spacing w:after="40" w:line="260"/>
+        <w:ind w:left="220"/>
+      </w:pPr>
+      <w:r>
+        <w:rPr>
+          <w:rFonts w:ascii="Be Vietnam Pro" w:cs="Be Vietnam Pro" w:eastAsia="Be Vietnam Pro" w:hAnsi="Be Vietnam Pro"/>
+          <w:color w:val="4A5551"/>
+          <w:sz w:val="19"/>
+          <w:szCs w:val="19"/>
+        </w:rPr>
+        <w:t xml:space="preserve">C3. Quyền sở hữu</w:t>
+      </w:r>
+    </w:p>
+    <w:p>
+      <w:pPr>
+        <w:spacing w:after="40" w:line="260"/>
+        <w:ind w:left="220"/>
+      </w:pPr>
+      <w:r>
+        <w:rPr>
+          <w:rFonts w:ascii="Be Vietnam Pro" w:cs="Be Vietnam Pro" w:eastAsia="Be Vietnam Pro" w:hAnsi="Be Vietnam Pro"/>
+          <w:color w:val="4A5551"/>
+          <w:sz w:val="19"/>
+          <w:szCs w:val="19"/>
+        </w:rPr>
+        <w:t xml:space="preserve">C4. Chi phí vận hành</w:t>
+      </w:r>
+    </w:p>
+    <w:p>
+      <w:pPr>
+        <w:spacing w:after="40" w:line="260"/>
+        <w:ind w:left="220"/>
+      </w:pPr>
+      <w:r>
+        <w:rPr>
+          <w:rFonts w:ascii="Be Vietnam Pro" w:cs="Be Vietnam Pro" w:eastAsia="Be Vietnam Pro" w:hAnsi="Be Vietnam Pro"/>
+          <w:color w:val="4A5551"/>
+          <w:sz w:val="19"/>
+          <w:szCs w:val="19"/>
+        </w:rPr>
+        <w:t xml:space="preserve">C5. Hạn chế cần công bố khi bàn giao</w:t>
+      </w:r>
+    </w:p>
+    <w:p>
+      <w:pPr>
+        <w:pBdr>
+          <w:bottom w:val="single" w:color="CFE3D8" w:sz="4" w:space="4"/>
+        </w:pBdr>
+        <w:spacing w:after="260" w:before="160"/>
+      </w:pPr>
+      <w:r>
+        <w:rPr>
+          <w:rFonts w:ascii="Be Vietnam Pro" w:cs="Be Vietnam Pro" w:eastAsia="Be Vietnam Pro" w:hAnsi="Be Vietnam Pro"/>
+          <w:sz w:val="2"/>
+          <w:szCs w:val="2"/>
+        </w:rPr>
+        <w:t xml:space="preserve"/>
+      </w:r>
     </w:p>
     <w:p>
       <w:pPr>

--- a/docs/DA2-ai-chuan-hoa-du-lieu/DA2-08-cd5-6-7-dong-goi-trien-khai.docx
+++ b/docs/DA2-ai-chuan-hoa-du-lieu/DA2-08-cd5-6-7-dong-goi-trien-khai.docx
@@ -1005,6 +1005,21 @@
           <w:sz w:val="19"/>
           <w:szCs w:val="19"/>
         </w:rPr>
+        <w:t xml:space="preserve">A5. Đánh số phiên bản và danh sách thay đổi</w:t>
+      </w:r>
+    </w:p>
+    <w:p>
+      <w:pPr>
+        <w:spacing w:after="40" w:line="260"/>
+        <w:ind w:left="220"/>
+      </w:pPr>
+      <w:r>
+        <w:rPr>
+          <w:rFonts w:ascii="Be Vietnam Pro" w:cs="Be Vietnam Pro" w:eastAsia="Be Vietnam Pro" w:hAnsi="Be Vietnam Pro"/>
+          <w:color w:val="4A5551"/>
+          <w:sz w:val="19"/>
+          <w:szCs w:val="19"/>
+        </w:rPr>
         <w:t xml:space="preserve">B1. Cài đặt lần đầu</w:t>
       </w:r>
     </w:p>
@@ -1020,7 +1035,7 @@
           <w:sz w:val="19"/>
           <w:szCs w:val="19"/>
         </w:rPr>
-        <w:t xml:space="preserve">B2. Danh sách kiểm tra sau triển khai</w:t>
+        <w:t xml:space="preserve">B2. Quy trình nâng cấp</w:t>
       </w:r>
     </w:p>
     <w:p>
@@ -1035,7 +1050,7 @@
           <w:sz w:val="19"/>
           <w:szCs w:val="19"/>
         </w:rPr>
-        <w:t xml:space="preserve">B3. Bảo trì định kỳ</w:t>
+        <w:t xml:space="preserve">B3. Quy trình lùi phiên bản</w:t>
       </w:r>
     </w:p>
     <w:p>
@@ -1050,7 +1065,7 @@
           <w:sz w:val="19"/>
           <w:szCs w:val="19"/>
         </w:rPr>
-        <w:t xml:space="preserve">B4. Xử lý sự cố thường gặp</w:t>
+        <w:t xml:space="preserve">B4. Danh sách kiểm tra sau triển khai</w:t>
       </w:r>
     </w:p>
     <w:p>
@@ -1065,7 +1080,37 @@
           <w:sz w:val="19"/>
           <w:szCs w:val="19"/>
         </w:rPr>
-        <w:t xml:space="preserve">B5. Bàn giao</w:t>
+        <w:t xml:space="preserve">B5. Bảo trì định kỳ</w:t>
+      </w:r>
+    </w:p>
+    <w:p>
+      <w:pPr>
+        <w:spacing w:after="40" w:line="260"/>
+        <w:ind w:left="220"/>
+      </w:pPr>
+      <w:r>
+        <w:rPr>
+          <w:rFonts w:ascii="Be Vietnam Pro" w:cs="Be Vietnam Pro" w:eastAsia="Be Vietnam Pro" w:hAnsi="Be Vietnam Pro"/>
+          <w:color w:val="4A5551"/>
+          <w:sz w:val="19"/>
+          <w:szCs w:val="19"/>
+        </w:rPr>
+        <w:t xml:space="preserve">B6. Xử lý sự cố thường gặp</w:t>
+      </w:r>
+    </w:p>
+    <w:p>
+      <w:pPr>
+        <w:spacing w:after="40" w:line="260"/>
+        <w:ind w:left="220"/>
+      </w:pPr>
+      <w:r>
+        <w:rPr>
+          <w:rFonts w:ascii="Be Vietnam Pro" w:cs="Be Vietnam Pro" w:eastAsia="Be Vietnam Pro" w:hAnsi="Be Vietnam Pro"/>
+          <w:color w:val="4A5551"/>
+          <w:sz w:val="19"/>
+          <w:szCs w:val="19"/>
+        </w:rPr>
+        <w:t xml:space="preserve">B7. Bàn giao</w:t>
       </w:r>
     </w:p>
     <w:p>
@@ -5143,6 +5188,1037 @@
           <w:sz w:val="28"/>
           <w:szCs w:val="28"/>
         </w:rPr>
+        <w:t xml:space="preserve">A5. Đánh số phiên bản và danh sách thay đổi</w:t>
+      </w:r>
+    </w:p>
+    <w:p>
+      <w:pPr>
+        <w:spacing w:after="130" w:line="300"/>
+      </w:pPr>
+      <w:r>
+        <w:rPr>
+          <w:rFonts w:ascii="Be Vietnam Pro" w:cs="Be Vietnam Pro" w:eastAsia="Be Vietnam Pro" w:hAnsi="Be Vietnam Pro"/>
+          <w:color w:val="101814"/>
+          <w:sz w:val="21"/>
+          <w:szCs w:val="21"/>
+        </w:rPr>
+        <w:t xml:space="preserve">DA2 nằm trong ảnh chứa của hệ quản trị nên </w:t>
+      </w:r>
+      <w:r>
+        <w:rPr>
+          <w:rFonts w:ascii="Be Vietnam Pro" w:cs="Be Vietnam Pro" w:eastAsia="Be Vietnam Pro" w:hAnsi="Be Vietnam Pro"/>
+          <w:b/>
+          <w:bCs/>
+          <w:color w:val="101814"/>
+          <w:sz w:val="21"/>
+          <w:szCs w:val="21"/>
+        </w:rPr>
+        <w:t xml:space="preserve">dùng chung số phiên bản với DA1</w:t>
+      </w:r>
+      <w:r>
+        <w:rPr>
+          <w:rFonts w:ascii="Be Vietnam Pro" w:cs="Be Vietnam Pro" w:eastAsia="Be Vietnam Pro" w:hAnsi="Be Vietnam Pro"/>
+          <w:color w:val="101814"/>
+          <w:sz w:val="21"/>
+          <w:szCs w:val="21"/>
+        </w:rPr>
+        <w:t xml:space="preserve"> — quy tắc </w:t>
+      </w:r>
+      <w:r>
+        <w:rPr>
+          <w:rFonts w:ascii="Menlo" w:cs="Menlo" w:eastAsia="Menlo" w:hAnsi="Menlo"/>
+          <w:color w:val="036F3D"/>
+          <w:sz w:val="19"/>
+          <w:szCs w:val="19"/>
+          <w:shd w:fill="F1F5F3" w:color="auto" w:val="clear"/>
+        </w:rPr>
+        <w:t xml:space="preserve">X.Y.Z</w:t>
+      </w:r>
+      <w:r>
+        <w:rPr>
+          <w:rFonts w:ascii="Be Vietnam Pro" w:cs="Be Vietnam Pro" w:eastAsia="Be Vietnam Pro" w:hAnsi="Be Vietnam Pro"/>
+          <w:color w:val="101814"/>
+          <w:sz w:val="21"/>
+          <w:szCs w:val="21"/>
+        </w:rPr>
+        <w:t xml:space="preserve"> ở </w:t>
+      </w:r>
+      <w:r>
+        <w:rPr>
+          <w:rFonts w:ascii="Menlo" w:cs="Menlo" w:eastAsia="Menlo" w:hAnsi="Menlo"/>
+          <w:color w:val="036F3D"/>
+          <w:sz w:val="19"/>
+          <w:szCs w:val="19"/>
+          <w:shd w:fill="F1F5F3" w:color="auto" w:val="clear"/>
+        </w:rPr>
+        <w:t xml:space="preserve">DA1-08</w:t>
+      </w:r>
+      <w:r>
+        <w:rPr>
+          <w:rFonts w:ascii="Be Vietnam Pro" w:cs="Be Vietnam Pro" w:eastAsia="Be Vietnam Pro" w:hAnsi="Be Vietnam Pro"/>
+          <w:color w:val="101814"/>
+          <w:sz w:val="21"/>
+          <w:szCs w:val="21"/>
+        </w:rPr>
+        <w:t xml:space="preserve"> mục A3. Không đánh số riêng, tránh hai hệ số hiệu song song gây nhầm.</w:t>
+      </w:r>
+    </w:p>
+    <w:p>
+      <w:pPr>
+        <w:spacing w:after="130" w:line="300"/>
+      </w:pPr>
+      <w:r>
+        <w:rPr>
+          <w:rFonts w:ascii="Be Vietnam Pro" w:cs="Be Vietnam Pro" w:eastAsia="Be Vietnam Pro" w:hAnsi="Be Vietnam Pro"/>
+          <w:color w:val="101814"/>
+          <w:sz w:val="21"/>
+          <w:szCs w:val="21"/>
+        </w:rPr>
+        <w:t xml:space="preserve">Danh sách thay đổi riêng của DA2 theo từng mốc:</w:t>
+      </w:r>
+    </w:p>
+    <w:tbl>
+      <w:tblPr>
+        <w:tblW w:type="dxa" w:w="9360"/>
+        <w:tblBorders>
+          <w:top w:val="single" w:color="CFE3D8" w:sz="4"/>
+          <w:left w:val="single" w:color="CFE3D8" w:sz="4"/>
+          <w:bottom w:val="single" w:color="CFE3D8" w:sz="4"/>
+          <w:right w:val="single" w:color="CFE3D8" w:sz="4"/>
+          <w:insideH w:val="single" w:color="CFE3D8" w:sz="4"/>
+          <w:insideV w:val="single" w:color="CFE3D8" w:sz="4"/>
+        </w:tblBorders>
+        <w:tblLayout w:type="fixed"/>
+      </w:tblPr>
+      <w:tblGrid>
+        <w:gridCol w:w="2320"/>
+        <w:gridCol w:w="2120"/>
+        <w:gridCol w:w="3400"/>
+        <w:gridCol w:w="1520"/>
+      </w:tblGrid>
+      <w:tr>
+        <w:trPr>
+          <w:tblHeader/>
+        </w:trPr>
+        <w:tc>
+          <w:tcPr>
+            <w:tcW w:type="dxa" w:w="2320"/>
+            <w:shd w:fill="EEF6F1" w:color="auto" w:val="clear"/>
+            <w:tcMar>
+              <w:top w:type="dxa" w:w="90"/>
+              <w:left w:type="dxa" w:w="120"/>
+              <w:bottom w:type="dxa" w:w="90"/>
+              <w:right w:type="dxa" w:w="120"/>
+            </w:tcMar>
+            <w:vAlign w:val="center"/>
+          </w:tcPr>
+          <w:p>
+            <w:pPr>
+              <w:spacing w:after="0" w:line="280"/>
+            </w:pPr>
+            <w:r>
+              <w:rPr>
+                <w:rFonts w:ascii="Be Vietnam Pro" w:cs="Be Vietnam Pro" w:eastAsia="Be Vietnam Pro" w:hAnsi="Be Vietnam Pro"/>
+                <w:b/>
+                <w:bCs/>
+                <w:color w:val="036F3D"/>
+                <w:sz w:val="20"/>
+                <w:szCs w:val="20"/>
+              </w:rPr>
+              <w:t xml:space="preserve">Mốc</w:t>
+            </w:r>
+          </w:p>
+        </w:tc>
+        <w:tc>
+          <w:tcPr>
+            <w:tcW w:type="dxa" w:w="2120"/>
+            <w:shd w:fill="EEF6F1" w:color="auto" w:val="clear"/>
+            <w:tcMar>
+              <w:top w:type="dxa" w:w="90"/>
+              <w:left w:type="dxa" w:w="120"/>
+              <w:bottom w:type="dxa" w:w="90"/>
+              <w:right w:type="dxa" w:w="120"/>
+            </w:tcMar>
+            <w:vAlign w:val="center"/>
+          </w:tcPr>
+          <w:p>
+            <w:pPr>
+              <w:spacing w:after="0" w:line="280"/>
+            </w:pPr>
+            <w:r>
+              <w:rPr>
+                <w:rFonts w:ascii="Be Vietnam Pro" w:cs="Be Vietnam Pro" w:eastAsia="Be Vietnam Pro" w:hAnsi="Be Vietnam Pro"/>
+                <w:b/>
+                <w:bCs/>
+                <w:color w:val="036F3D"/>
+                <w:sz w:val="20"/>
+                <w:szCs w:val="20"/>
+              </w:rPr>
+              <w:t xml:space="preserve">Ngày</w:t>
+            </w:r>
+          </w:p>
+        </w:tc>
+        <w:tc>
+          <w:tcPr>
+            <w:tcW w:type="dxa" w:w="3400"/>
+            <w:shd w:fill="EEF6F1" w:color="auto" w:val="clear"/>
+            <w:tcMar>
+              <w:top w:type="dxa" w:w="90"/>
+              <w:left w:type="dxa" w:w="120"/>
+              <w:bottom w:type="dxa" w:w="90"/>
+              <w:right w:type="dxa" w:w="120"/>
+            </w:tcMar>
+            <w:vAlign w:val="center"/>
+          </w:tcPr>
+          <w:p>
+            <w:pPr>
+              <w:spacing w:after="0" w:line="280"/>
+            </w:pPr>
+            <w:r>
+              <w:rPr>
+                <w:rFonts w:ascii="Be Vietnam Pro" w:cs="Be Vietnam Pro" w:eastAsia="Be Vietnam Pro" w:hAnsi="Be Vietnam Pro"/>
+                <w:b/>
+                <w:bCs/>
+                <w:color w:val="036F3D"/>
+                <w:sz w:val="20"/>
+                <w:szCs w:val="20"/>
+              </w:rPr>
+              <w:t xml:space="preserve">Thay đổi</w:t>
+            </w:r>
+          </w:p>
+        </w:tc>
+        <w:tc>
+          <w:tcPr>
+            <w:tcW w:type="dxa" w:w="1520"/>
+            <w:shd w:fill="EEF6F1" w:color="auto" w:val="clear"/>
+            <w:tcMar>
+              <w:top w:type="dxa" w:w="90"/>
+              <w:left w:type="dxa" w:w="120"/>
+              <w:bottom w:type="dxa" w:w="90"/>
+              <w:right w:type="dxa" w:w="120"/>
+            </w:tcMar>
+            <w:vAlign w:val="center"/>
+          </w:tcPr>
+          <w:p>
+            <w:pPr>
+              <w:spacing w:after="0" w:line="280"/>
+            </w:pPr>
+            <w:r>
+              <w:rPr>
+                <w:rFonts w:ascii="Be Vietnam Pro" w:cs="Be Vietnam Pro" w:eastAsia="Be Vietnam Pro" w:hAnsi="Be Vietnam Pro"/>
+                <w:b/>
+                <w:bCs/>
+                <w:color w:val="036F3D"/>
+                <w:sz w:val="20"/>
+                <w:szCs w:val="20"/>
+              </w:rPr>
+              <w:t xml:space="preserve">Kịch bản chuyển đổi</w:t>
+            </w:r>
+          </w:p>
+        </w:tc>
+      </w:tr>
+      <w:tr>
+        <w:trPr>
+          <w:tblHeader w:val="false"/>
+        </w:trPr>
+        <w:tc>
+          <w:tcPr>
+            <w:tcW w:type="dxa" w:w="2320"/>
+            <w:tcMar>
+              <w:top w:type="dxa" w:w="90"/>
+              <w:left w:type="dxa" w:w="120"/>
+              <w:bottom w:type="dxa" w:w="90"/>
+              <w:right w:type="dxa" w:w="120"/>
+            </w:tcMar>
+            <w:vAlign w:val="center"/>
+          </w:tcPr>
+          <w:p>
+            <w:pPr>
+              <w:spacing w:after="0" w:line="280"/>
+            </w:pPr>
+            <w:r>
+              <w:rPr>
+                <w:rFonts w:ascii="Be Vietnam Pro" w:cs="Be Vietnam Pro" w:eastAsia="Be Vietnam Pro" w:hAnsi="Be Vietnam Pro"/>
+                <w:color w:val="101814"/>
+                <w:sz w:val="20"/>
+                <w:szCs w:val="20"/>
+              </w:rPr>
+              <w:t xml:space="preserve">Đồng bộ kho tài liệu</w:t>
+            </w:r>
+          </w:p>
+        </w:tc>
+        <w:tc>
+          <w:tcPr>
+            <w:tcW w:type="dxa" w:w="2120"/>
+            <w:tcMar>
+              <w:top w:type="dxa" w:w="90"/>
+              <w:left w:type="dxa" w:w="120"/>
+              <w:bottom w:type="dxa" w:w="90"/>
+              <w:right w:type="dxa" w:w="120"/>
+            </w:tcMar>
+            <w:vAlign w:val="center"/>
+          </w:tcPr>
+          <w:p>
+            <w:pPr>
+              <w:spacing w:after="0" w:line="280"/>
+            </w:pPr>
+            <w:r>
+              <w:rPr>
+                <w:rFonts w:ascii="Be Vietnam Pro" w:cs="Be Vietnam Pro" w:eastAsia="Be Vietnam Pro" w:hAnsi="Be Vietnam Pro"/>
+                <w:color w:val="101814"/>
+                <w:sz w:val="20"/>
+                <w:szCs w:val="20"/>
+              </w:rPr>
+              <w:t xml:space="preserve">09/07/2026</w:t>
+            </w:r>
+          </w:p>
+        </w:tc>
+        <w:tc>
+          <w:tcPr>
+            <w:tcW w:type="dxa" w:w="3400"/>
+            <w:tcMar>
+              <w:top w:type="dxa" w:w="90"/>
+              <w:left w:type="dxa" w:w="120"/>
+              <w:bottom w:type="dxa" w:w="90"/>
+              <w:right w:type="dxa" w:w="120"/>
+            </w:tcMar>
+            <w:vAlign w:val="center"/>
+          </w:tcPr>
+          <w:p>
+            <w:pPr>
+              <w:spacing w:after="0" w:line="280"/>
+            </w:pPr>
+            <w:r>
+              <w:rPr>
+                <w:rFonts w:ascii="Be Vietnam Pro" w:cs="Be Vietnam Pro" w:eastAsia="Be Vietnam Pro" w:hAnsi="Be Vietnam Pro"/>
+                <w:color w:val="101814"/>
+                <w:sz w:val="20"/>
+                <w:szCs w:val="20"/>
+              </w:rPr>
+              <w:t xml:space="preserve">Quét Google Drive, nhập tệp bảng</w:t>
+            </w:r>
+          </w:p>
+        </w:tc>
+        <w:tc>
+          <w:tcPr>
+            <w:tcW w:type="dxa" w:w="1520"/>
+            <w:tcMar>
+              <w:top w:type="dxa" w:w="90"/>
+              <w:left w:type="dxa" w:w="120"/>
+              <w:bottom w:type="dxa" w:w="90"/>
+              <w:right w:type="dxa" w:w="120"/>
+            </w:tcMar>
+            <w:vAlign w:val="center"/>
+          </w:tcPr>
+          <w:p>
+            <w:pPr>
+              <w:spacing w:after="0" w:line="280"/>
+            </w:pPr>
+            <w:r>
+              <w:rPr>
+                <w:rFonts w:ascii="Be Vietnam Pro" w:cs="Be Vietnam Pro" w:eastAsia="Be Vietnam Pro" w:hAnsi="Be Vietnam Pro"/>
+                <w:color w:val="101814"/>
+                <w:sz w:val="20"/>
+                <w:szCs w:val="20"/>
+              </w:rPr>
+              <w:t xml:space="preserve">có</w:t>
+            </w:r>
+          </w:p>
+        </w:tc>
+      </w:tr>
+      <w:tr>
+        <w:trPr>
+          <w:tblHeader w:val="false"/>
+        </w:trPr>
+        <w:tc>
+          <w:tcPr>
+            <w:tcW w:type="dxa" w:w="2320"/>
+            <w:tcMar>
+              <w:top w:type="dxa" w:w="90"/>
+              <w:left w:type="dxa" w:w="120"/>
+              <w:bottom w:type="dxa" w:w="90"/>
+              <w:right w:type="dxa" w:w="120"/>
+            </w:tcMar>
+            <w:vAlign w:val="center"/>
+          </w:tcPr>
+          <w:p>
+            <w:pPr>
+              <w:spacing w:after="0" w:line="280"/>
+            </w:pPr>
+            <w:r>
+              <w:rPr>
+                <w:rFonts w:ascii="Be Vietnam Pro" w:cs="Be Vietnam Pro" w:eastAsia="Be Vietnam Pro" w:hAnsi="Be Vietnam Pro"/>
+                <w:color w:val="101814"/>
+                <w:sz w:val="20"/>
+                <w:szCs w:val="20"/>
+              </w:rPr>
+              <w:t xml:space="preserve">Dây chuyền sinh nội dung</w:t>
+            </w:r>
+          </w:p>
+        </w:tc>
+        <w:tc>
+          <w:tcPr>
+            <w:tcW w:type="dxa" w:w="2120"/>
+            <w:tcMar>
+              <w:top w:type="dxa" w:w="90"/>
+              <w:left w:type="dxa" w:w="120"/>
+              <w:bottom w:type="dxa" w:w="90"/>
+              <w:right w:type="dxa" w:w="120"/>
+            </w:tcMar>
+            <w:vAlign w:val="center"/>
+          </w:tcPr>
+          <w:p>
+            <w:pPr>
+              <w:spacing w:after="0" w:line="280"/>
+            </w:pPr>
+            <w:r>
+              <w:rPr>
+                <w:rFonts w:ascii="Be Vietnam Pro" w:cs="Be Vietnam Pro" w:eastAsia="Be Vietnam Pro" w:hAnsi="Be Vietnam Pro"/>
+                <w:color w:val="101814"/>
+                <w:sz w:val="20"/>
+                <w:szCs w:val="20"/>
+              </w:rPr>
+              <w:t xml:space="preserve">13–15/07/2026</w:t>
+            </w:r>
+          </w:p>
+        </w:tc>
+        <w:tc>
+          <w:tcPr>
+            <w:tcW w:type="dxa" w:w="3400"/>
+            <w:tcMar>
+              <w:top w:type="dxa" w:w="90"/>
+              <w:left w:type="dxa" w:w="120"/>
+              <w:bottom w:type="dxa" w:w="90"/>
+              <w:right w:type="dxa" w:w="120"/>
+            </w:tcMar>
+            <w:vAlign w:val="center"/>
+          </w:tcPr>
+          <w:p>
+            <w:pPr>
+              <w:spacing w:after="0" w:line="280"/>
+            </w:pPr>
+            <w:r>
+              <w:rPr>
+                <w:rFonts w:ascii="Be Vietnam Pro" w:cs="Be Vietnam Pro" w:eastAsia="Be Vietnam Pro" w:hAnsi="Be Vietnam Pro"/>
+                <w:color w:val="101814"/>
+                <w:sz w:val="20"/>
+                <w:szCs w:val="20"/>
+              </w:rPr>
+              <w:t xml:space="preserve">Bộ điều phối, hàng đợi công việc, nhật ký</w:t>
+            </w:r>
+          </w:p>
+        </w:tc>
+        <w:tc>
+          <w:tcPr>
+            <w:tcW w:type="dxa" w:w="1520"/>
+            <w:tcMar>
+              <w:top w:type="dxa" w:w="90"/>
+              <w:left w:type="dxa" w:w="120"/>
+              <w:bottom w:type="dxa" w:w="90"/>
+              <w:right w:type="dxa" w:w="120"/>
+            </w:tcMar>
+            <w:vAlign w:val="center"/>
+          </w:tcPr>
+          <w:p>
+            <w:pPr>
+              <w:spacing w:after="0" w:line="280"/>
+            </w:pPr>
+            <w:r>
+              <w:rPr>
+                <w:rFonts w:ascii="Be Vietnam Pro" w:cs="Be Vietnam Pro" w:eastAsia="Be Vietnam Pro" w:hAnsi="Be Vietnam Pro"/>
+                <w:color w:val="101814"/>
+                <w:sz w:val="20"/>
+                <w:szCs w:val="20"/>
+              </w:rPr>
+              <w:t xml:space="preserve">có</w:t>
+            </w:r>
+          </w:p>
+        </w:tc>
+      </w:tr>
+      <w:tr>
+        <w:trPr>
+          <w:tblHeader w:val="false"/>
+        </w:trPr>
+        <w:tc>
+          <w:tcPr>
+            <w:tcW w:type="dxa" w:w="2320"/>
+            <w:tcMar>
+              <w:top w:type="dxa" w:w="90"/>
+              <w:left w:type="dxa" w:w="120"/>
+              <w:bottom w:type="dxa" w:w="90"/>
+              <w:right w:type="dxa" w:w="120"/>
+            </w:tcMar>
+            <w:vAlign w:val="center"/>
+          </w:tcPr>
+          <w:p>
+            <w:pPr>
+              <w:spacing w:after="0" w:line="280"/>
+            </w:pPr>
+            <w:r>
+              <w:rPr>
+                <w:rFonts w:ascii="Be Vietnam Pro" w:cs="Be Vietnam Pro" w:eastAsia="Be Vietnam Pro" w:hAnsi="Be Vietnam Pro"/>
+                <w:color w:val="101814"/>
+                <w:sz w:val="20"/>
+                <w:szCs w:val="20"/>
+              </w:rPr>
+              <w:t xml:space="preserve">Mở rộng hợp đồng dữ liệu</w:t>
+            </w:r>
+          </w:p>
+        </w:tc>
+        <w:tc>
+          <w:tcPr>
+            <w:tcW w:type="dxa" w:w="2120"/>
+            <w:tcMar>
+              <w:top w:type="dxa" w:w="90"/>
+              <w:left w:type="dxa" w:w="120"/>
+              <w:bottom w:type="dxa" w:w="90"/>
+              <w:right w:type="dxa" w:w="120"/>
+            </w:tcMar>
+            <w:vAlign w:val="center"/>
+          </w:tcPr>
+          <w:p>
+            <w:pPr>
+              <w:spacing w:after="0" w:line="280"/>
+            </w:pPr>
+            <w:r>
+              <w:rPr>
+                <w:rFonts w:ascii="Be Vietnam Pro" w:cs="Be Vietnam Pro" w:eastAsia="Be Vietnam Pro" w:hAnsi="Be Vietnam Pro"/>
+                <w:color w:val="101814"/>
+                <w:sz w:val="20"/>
+                <w:szCs w:val="20"/>
+              </w:rPr>
+              <w:t xml:space="preserve">15–18/07/2026</w:t>
+            </w:r>
+          </w:p>
+        </w:tc>
+        <w:tc>
+          <w:tcPr>
+            <w:tcW w:type="dxa" w:w="3400"/>
+            <w:tcMar>
+              <w:top w:type="dxa" w:w="90"/>
+              <w:left w:type="dxa" w:w="120"/>
+              <w:bottom w:type="dxa" w:w="90"/>
+              <w:right w:type="dxa" w:w="120"/>
+            </w:tcMar>
+            <w:vAlign w:val="center"/>
+          </w:tcPr>
+          <w:p>
+            <w:pPr>
+              <w:spacing w:after="0" w:line="280"/>
+            </w:pPr>
+            <w:r>
+              <w:rPr>
+                <w:rFonts w:ascii="Be Vietnam Pro" w:cs="Be Vietnam Pro" w:eastAsia="Be Vietnam Pro" w:hAnsi="Be Vietnam Pro"/>
+                <w:color w:val="101814"/>
+                <w:sz w:val="20"/>
+                <w:szCs w:val="20"/>
+              </w:rPr>
+              <w:t xml:space="preserve">Tên INCI, chỉ tiêu, tối ưu tìm kiếm; sinh hàng loạt</w:t>
+            </w:r>
+          </w:p>
+        </w:tc>
+        <w:tc>
+          <w:tcPr>
+            <w:tcW w:type="dxa" w:w="1520"/>
+            <w:tcMar>
+              <w:top w:type="dxa" w:w="90"/>
+              <w:left w:type="dxa" w:w="120"/>
+              <w:bottom w:type="dxa" w:w="90"/>
+              <w:right w:type="dxa" w:w="120"/>
+            </w:tcMar>
+            <w:vAlign w:val="center"/>
+          </w:tcPr>
+          <w:p>
+            <w:pPr>
+              <w:spacing w:after="0" w:line="280"/>
+            </w:pPr>
+            <w:r>
+              <w:rPr>
+                <w:rFonts w:ascii="Be Vietnam Pro" w:cs="Be Vietnam Pro" w:eastAsia="Be Vietnam Pro" w:hAnsi="Be Vietnam Pro"/>
+                <w:color w:val="101814"/>
+                <w:sz w:val="20"/>
+                <w:szCs w:val="20"/>
+              </w:rPr>
+              <w:t xml:space="preserve">có</w:t>
+            </w:r>
+          </w:p>
+        </w:tc>
+      </w:tr>
+      <w:tr>
+        <w:trPr>
+          <w:tblHeader w:val="false"/>
+        </w:trPr>
+        <w:tc>
+          <w:tcPr>
+            <w:tcW w:type="dxa" w:w="2320"/>
+            <w:tcMar>
+              <w:top w:type="dxa" w:w="90"/>
+              <w:left w:type="dxa" w:w="120"/>
+              <w:bottom w:type="dxa" w:w="90"/>
+              <w:right w:type="dxa" w:w="120"/>
+            </w:tcMar>
+            <w:vAlign w:val="center"/>
+          </w:tcPr>
+          <w:p>
+            <w:pPr>
+              <w:spacing w:after="0" w:line="280"/>
+            </w:pPr>
+            <w:r>
+              <w:rPr>
+                <w:rFonts w:ascii="Be Vietnam Pro" w:cs="Be Vietnam Pro" w:eastAsia="Be Vietnam Pro" w:hAnsi="Be Vietnam Pro"/>
+                <w:color w:val="101814"/>
+                <w:sz w:val="20"/>
+                <w:szCs w:val="20"/>
+              </w:rPr>
+              <w:t xml:space="preserve">Tách sinh ảnh</w:t>
+            </w:r>
+          </w:p>
+        </w:tc>
+        <w:tc>
+          <w:tcPr>
+            <w:tcW w:type="dxa" w:w="2120"/>
+            <w:tcMar>
+              <w:top w:type="dxa" w:w="90"/>
+              <w:left w:type="dxa" w:w="120"/>
+              <w:bottom w:type="dxa" w:w="90"/>
+              <w:right w:type="dxa" w:w="120"/>
+            </w:tcMar>
+            <w:vAlign w:val="center"/>
+          </w:tcPr>
+          <w:p>
+            <w:pPr>
+              <w:spacing w:after="0" w:line="280"/>
+            </w:pPr>
+            <w:r>
+              <w:rPr>
+                <w:rFonts w:ascii="Be Vietnam Pro" w:cs="Be Vietnam Pro" w:eastAsia="Be Vietnam Pro" w:hAnsi="Be Vietnam Pro"/>
+                <w:color w:val="101814"/>
+                <w:sz w:val="20"/>
+                <w:szCs w:val="20"/>
+              </w:rPr>
+              <w:t xml:space="preserve">17–22/07/2026</w:t>
+            </w:r>
+          </w:p>
+        </w:tc>
+        <w:tc>
+          <w:tcPr>
+            <w:tcW w:type="dxa" w:w="3400"/>
+            <w:tcMar>
+              <w:top w:type="dxa" w:w="90"/>
+              <w:left w:type="dxa" w:w="120"/>
+              <w:bottom w:type="dxa" w:w="90"/>
+              <w:right w:type="dxa" w:w="120"/>
+            </w:tcMar>
+            <w:vAlign w:val="center"/>
+          </w:tcPr>
+          <w:p>
+            <w:pPr>
+              <w:spacing w:after="0" w:line="280"/>
+            </w:pPr>
+            <w:r>
+              <w:rPr>
+                <w:rFonts w:ascii="Be Vietnam Pro" w:cs="Be Vietnam Pro" w:eastAsia="Be Vietnam Pro" w:hAnsi="Be Vietnam Pro"/>
+                <w:color w:val="101814"/>
+                <w:sz w:val="20"/>
+                <w:szCs w:val="20"/>
+              </w:rPr>
+              <w:t xml:space="preserve">Hai chế độ riêng; lưu bản nháp chờ duyệt</w:t>
+            </w:r>
+          </w:p>
+        </w:tc>
+        <w:tc>
+          <w:tcPr>
+            <w:tcW w:type="dxa" w:w="1520"/>
+            <w:tcMar>
+              <w:top w:type="dxa" w:w="90"/>
+              <w:left w:type="dxa" w:w="120"/>
+              <w:bottom w:type="dxa" w:w="90"/>
+              <w:right w:type="dxa" w:w="120"/>
+            </w:tcMar>
+            <w:vAlign w:val="center"/>
+          </w:tcPr>
+          <w:p>
+            <w:pPr>
+              <w:spacing w:after="0" w:line="280"/>
+            </w:pPr>
+            <w:r>
+              <w:rPr>
+                <w:rFonts w:ascii="Be Vietnam Pro" w:cs="Be Vietnam Pro" w:eastAsia="Be Vietnam Pro" w:hAnsi="Be Vietnam Pro"/>
+                <w:color w:val="101814"/>
+                <w:sz w:val="20"/>
+                <w:szCs w:val="20"/>
+              </w:rPr>
+              <w:t xml:space="preserve">có</w:t>
+            </w:r>
+          </w:p>
+        </w:tc>
+      </w:tr>
+      <w:tr>
+        <w:trPr>
+          <w:tblHeader w:val="false"/>
+        </w:trPr>
+        <w:tc>
+          <w:tcPr>
+            <w:tcW w:type="dxa" w:w="2320"/>
+            <w:tcMar>
+              <w:top w:type="dxa" w:w="90"/>
+              <w:left w:type="dxa" w:w="120"/>
+              <w:bottom w:type="dxa" w:w="90"/>
+              <w:right w:type="dxa" w:w="120"/>
+            </w:tcMar>
+            <w:vAlign w:val="center"/>
+          </w:tcPr>
+          <w:p>
+            <w:pPr>
+              <w:spacing w:after="0" w:line="280"/>
+            </w:pPr>
+            <w:r>
+              <w:rPr>
+                <w:rFonts w:ascii="Be Vietnam Pro" w:cs="Be Vietnam Pro" w:eastAsia="Be Vietnam Pro" w:hAnsi="Be Vietnam Pro"/>
+                <w:color w:val="101814"/>
+                <w:sz w:val="20"/>
+                <w:szCs w:val="20"/>
+              </w:rPr>
+              <w:t xml:space="preserve">Đọc tài liệu dạng ảnh</w:t>
+            </w:r>
+          </w:p>
+        </w:tc>
+        <w:tc>
+          <w:tcPr>
+            <w:tcW w:type="dxa" w:w="2120"/>
+            <w:tcMar>
+              <w:top w:type="dxa" w:w="90"/>
+              <w:left w:type="dxa" w:w="120"/>
+              <w:bottom w:type="dxa" w:w="90"/>
+              <w:right w:type="dxa" w:w="120"/>
+            </w:tcMar>
+            <w:vAlign w:val="center"/>
+          </w:tcPr>
+          <w:p>
+            <w:pPr>
+              <w:spacing w:after="0" w:line="280"/>
+            </w:pPr>
+            <w:r>
+              <w:rPr>
+                <w:rFonts w:ascii="Be Vietnam Pro" w:cs="Be Vietnam Pro" w:eastAsia="Be Vietnam Pro" w:hAnsi="Be Vietnam Pro"/>
+                <w:color w:val="101814"/>
+                <w:sz w:val="20"/>
+                <w:szCs w:val="20"/>
+              </w:rPr>
+              <w:t xml:space="preserve">23–24/07/2026</w:t>
+            </w:r>
+          </w:p>
+        </w:tc>
+        <w:tc>
+          <w:tcPr>
+            <w:tcW w:type="dxa" w:w="3400"/>
+            <w:tcMar>
+              <w:top w:type="dxa" w:w="90"/>
+              <w:left w:type="dxa" w:w="120"/>
+              <w:bottom w:type="dxa" w:w="90"/>
+              <w:right w:type="dxa" w:w="120"/>
+            </w:tcMar>
+            <w:vAlign w:val="center"/>
+          </w:tcPr>
+          <w:p>
+            <w:pPr>
+              <w:spacing w:after="0" w:line="280"/>
+            </w:pPr>
+            <w:r>
+              <w:rPr>
+                <w:rFonts w:ascii="Be Vietnam Pro" w:cs="Be Vietnam Pro" w:eastAsia="Be Vietnam Pro" w:hAnsi="Be Vietnam Pro"/>
+                <w:color w:val="101814"/>
+                <w:sz w:val="20"/>
+                <w:szCs w:val="20"/>
+              </w:rPr>
+              <w:t xml:space="preserve">Gửi thẳng tệp cho mô hình; thêm đường nhận dạng dự phòng</w:t>
+            </w:r>
+          </w:p>
+        </w:tc>
+        <w:tc>
+          <w:tcPr>
+            <w:tcW w:type="dxa" w:w="1520"/>
+            <w:tcMar>
+              <w:top w:type="dxa" w:w="90"/>
+              <w:left w:type="dxa" w:w="120"/>
+              <w:bottom w:type="dxa" w:w="90"/>
+              <w:right w:type="dxa" w:w="120"/>
+            </w:tcMar>
+            <w:vAlign w:val="center"/>
+          </w:tcPr>
+          <w:p>
+            <w:pPr>
+              <w:spacing w:after="0" w:line="280"/>
+            </w:pPr>
+            <w:r>
+              <w:rPr>
+                <w:rFonts w:ascii="Be Vietnam Pro" w:cs="Be Vietnam Pro" w:eastAsia="Be Vietnam Pro" w:hAnsi="Be Vietnam Pro"/>
+                <w:color w:val="101814"/>
+                <w:sz w:val="20"/>
+                <w:szCs w:val="20"/>
+              </w:rPr>
+              <w:t xml:space="preserve">không</w:t>
+            </w:r>
+          </w:p>
+        </w:tc>
+      </w:tr>
+      <w:tr>
+        <w:trPr>
+          <w:tblHeader w:val="false"/>
+        </w:trPr>
+        <w:tc>
+          <w:tcPr>
+            <w:tcW w:type="dxa" w:w="2320"/>
+            <w:tcMar>
+              <w:top w:type="dxa" w:w="90"/>
+              <w:left w:type="dxa" w:w="120"/>
+              <w:bottom w:type="dxa" w:w="90"/>
+              <w:right w:type="dxa" w:w="120"/>
+            </w:tcMar>
+            <w:vAlign w:val="center"/>
+          </w:tcPr>
+          <w:p>
+            <w:pPr>
+              <w:spacing w:after="0" w:line="280"/>
+            </w:pPr>
+            <w:r>
+              <w:rPr>
+                <w:rFonts w:ascii="Be Vietnam Pro" w:cs="Be Vietnam Pro" w:eastAsia="Be Vietnam Pro" w:hAnsi="Be Vietnam Pro"/>
+                <w:color w:val="101814"/>
+                <w:sz w:val="20"/>
+                <w:szCs w:val="20"/>
+              </w:rPr>
+              <w:t xml:space="preserve">Kiểm soát chi phí</w:t>
+            </w:r>
+          </w:p>
+        </w:tc>
+        <w:tc>
+          <w:tcPr>
+            <w:tcW w:type="dxa" w:w="2120"/>
+            <w:tcMar>
+              <w:top w:type="dxa" w:w="90"/>
+              <w:left w:type="dxa" w:w="120"/>
+              <w:bottom w:type="dxa" w:w="90"/>
+              <w:right w:type="dxa" w:w="120"/>
+            </w:tcMar>
+            <w:vAlign w:val="center"/>
+          </w:tcPr>
+          <w:p>
+            <w:pPr>
+              <w:spacing w:after="0" w:line="280"/>
+            </w:pPr>
+            <w:r>
+              <w:rPr>
+                <w:rFonts w:ascii="Be Vietnam Pro" w:cs="Be Vietnam Pro" w:eastAsia="Be Vietnam Pro" w:hAnsi="Be Vietnam Pro"/>
+                <w:color w:val="101814"/>
+                <w:sz w:val="20"/>
+                <w:szCs w:val="20"/>
+              </w:rPr>
+              <w:t xml:space="preserve">23–25/07/2026</w:t>
+            </w:r>
+          </w:p>
+        </w:tc>
+        <w:tc>
+          <w:tcPr>
+            <w:tcW w:type="dxa" w:w="3400"/>
+            <w:tcMar>
+              <w:top w:type="dxa" w:w="90"/>
+              <w:left w:type="dxa" w:w="120"/>
+              <w:bottom w:type="dxa" w:w="90"/>
+              <w:right w:type="dxa" w:w="120"/>
+            </w:tcMar>
+            <w:vAlign w:val="center"/>
+          </w:tcPr>
+          <w:p>
+            <w:pPr>
+              <w:spacing w:after="0" w:line="280"/>
+            </w:pPr>
+            <w:r>
+              <w:rPr>
+                <w:rFonts w:ascii="Be Vietnam Pro" w:cs="Be Vietnam Pro" w:eastAsia="Be Vietnam Pro" w:hAnsi="Be Vietnam Pro"/>
+                <w:color w:val="101814"/>
+                <w:sz w:val="20"/>
+                <w:szCs w:val="20"/>
+              </w:rPr>
+              <w:t xml:space="preserve">Đếm đơn vị, bảng đơn giá theo mô hình, quy đổi tiền Việt</w:t>
+            </w:r>
+          </w:p>
+        </w:tc>
+        <w:tc>
+          <w:tcPr>
+            <w:tcW w:type="dxa" w:w="1520"/>
+            <w:tcMar>
+              <w:top w:type="dxa" w:w="90"/>
+              <w:left w:type="dxa" w:w="120"/>
+              <w:bottom w:type="dxa" w:w="90"/>
+              <w:right w:type="dxa" w:w="120"/>
+            </w:tcMar>
+            <w:vAlign w:val="center"/>
+          </w:tcPr>
+          <w:p>
+            <w:pPr>
+              <w:spacing w:after="0" w:line="280"/>
+            </w:pPr>
+            <w:r>
+              <w:rPr>
+                <w:rFonts w:ascii="Be Vietnam Pro" w:cs="Be Vietnam Pro" w:eastAsia="Be Vietnam Pro" w:hAnsi="Be Vietnam Pro"/>
+                <w:color w:val="101814"/>
+                <w:sz w:val="20"/>
+                <w:szCs w:val="20"/>
+              </w:rPr>
+              <w:t xml:space="preserve">có</w:t>
+            </w:r>
+          </w:p>
+        </w:tc>
+      </w:tr>
+      <w:tr>
+        <w:trPr>
+          <w:tblHeader w:val="false"/>
+        </w:trPr>
+        <w:tc>
+          <w:tcPr>
+            <w:tcW w:type="dxa" w:w="2320"/>
+            <w:tcMar>
+              <w:top w:type="dxa" w:w="90"/>
+              <w:left w:type="dxa" w:w="120"/>
+              <w:bottom w:type="dxa" w:w="90"/>
+              <w:right w:type="dxa" w:w="120"/>
+            </w:tcMar>
+            <w:vAlign w:val="center"/>
+          </w:tcPr>
+          <w:p>
+            <w:pPr>
+              <w:spacing w:after="0" w:line="280"/>
+            </w:pPr>
+            <w:r>
+              <w:rPr>
+                <w:rFonts w:ascii="Be Vietnam Pro" w:cs="Be Vietnam Pro" w:eastAsia="Be Vietnam Pro" w:hAnsi="Be Vietnam Pro"/>
+                <w:color w:val="101814"/>
+                <w:sz w:val="20"/>
+                <w:szCs w:val="20"/>
+              </w:rPr>
+              <w:t xml:space="preserve">Cổng trung gian nhiều mô hình</w:t>
+            </w:r>
+          </w:p>
+        </w:tc>
+        <w:tc>
+          <w:tcPr>
+            <w:tcW w:type="dxa" w:w="2120"/>
+            <w:tcMar>
+              <w:top w:type="dxa" w:w="90"/>
+              <w:left w:type="dxa" w:w="120"/>
+              <w:bottom w:type="dxa" w:w="90"/>
+              <w:right w:type="dxa" w:w="120"/>
+            </w:tcMar>
+            <w:vAlign w:val="center"/>
+          </w:tcPr>
+          <w:p>
+            <w:pPr>
+              <w:spacing w:after="0" w:line="280"/>
+            </w:pPr>
+            <w:r>
+              <w:rPr>
+                <w:rFonts w:ascii="Be Vietnam Pro" w:cs="Be Vietnam Pro" w:eastAsia="Be Vietnam Pro" w:hAnsi="Be Vietnam Pro"/>
+                <w:color w:val="101814"/>
+                <w:sz w:val="20"/>
+                <w:szCs w:val="20"/>
+              </w:rPr>
+              <w:t xml:space="preserve">17/08/2026</w:t>
+            </w:r>
+          </w:p>
+        </w:tc>
+        <w:tc>
+          <w:tcPr>
+            <w:tcW w:type="dxa" w:w="3400"/>
+            <w:tcMar>
+              <w:top w:type="dxa" w:w="90"/>
+              <w:left w:type="dxa" w:w="120"/>
+              <w:bottom w:type="dxa" w:w="90"/>
+              <w:right w:type="dxa" w:w="120"/>
+            </w:tcMar>
+            <w:vAlign w:val="center"/>
+          </w:tcPr>
+          <w:p>
+            <w:pPr>
+              <w:spacing w:after="0" w:line="280"/>
+            </w:pPr>
+            <w:r>
+              <w:rPr>
+                <w:rFonts w:ascii="Be Vietnam Pro" w:cs="Be Vietnam Pro" w:eastAsia="Be Vietnam Pro" w:hAnsi="Be Vietnam Pro"/>
+                <w:color w:val="101814"/>
+                <w:sz w:val="20"/>
+                <w:szCs w:val="20"/>
+              </w:rPr>
+              <w:t xml:space="preserve">Cấu hình động nhà cung cấp và mô hình</w:t>
+            </w:r>
+          </w:p>
+        </w:tc>
+        <w:tc>
+          <w:tcPr>
+            <w:tcW w:type="dxa" w:w="1520"/>
+            <w:tcMar>
+              <w:top w:type="dxa" w:w="90"/>
+              <w:left w:type="dxa" w:w="120"/>
+              <w:bottom w:type="dxa" w:w="90"/>
+              <w:right w:type="dxa" w:w="120"/>
+            </w:tcMar>
+            <w:vAlign w:val="center"/>
+          </w:tcPr>
+          <w:p>
+            <w:pPr>
+              <w:spacing w:after="0" w:line="280"/>
+            </w:pPr>
+            <w:r>
+              <w:rPr>
+                <w:rFonts w:ascii="Be Vietnam Pro" w:cs="Be Vietnam Pro" w:eastAsia="Be Vietnam Pro" w:hAnsi="Be Vietnam Pro"/>
+                <w:color w:val="101814"/>
+                <w:sz w:val="20"/>
+                <w:szCs w:val="20"/>
+              </w:rPr>
+              <w:t xml:space="preserve">có</w:t>
+            </w:r>
+          </w:p>
+        </w:tc>
+      </w:tr>
+    </w:tbl>
+    <w:p>
+      <w:pPr>
+        <w:spacing w:after="180"/>
+      </w:pPr>
+    </w:p>
+    <w:p>
+      <w:pPr>
+        <w:pBdr>
+          <w:bottom w:val="single" w:color="CFE3D8" w:sz="4" w:space="4"/>
+        </w:pBdr>
+        <w:spacing w:after="160" w:before="160"/>
+      </w:pPr>
+      <w:r>
+        <w:rPr>
+          <w:rFonts w:ascii="Be Vietnam Pro" w:cs="Be Vietnam Pro" w:eastAsia="Be Vietnam Pro" w:hAnsi="Be Vietnam Pro"/>
+          <w:sz w:val="2"/>
+          <w:szCs w:val="2"/>
+        </w:rPr>
+        <w:t xml:space="preserve"/>
+      </w:r>
+    </w:p>
+    <w:p>
+      <w:pPr>
+        <w:pStyle w:val="Heading1"/>
+        <w:pBdr>
+          <w:bottom w:val="single" w:color="008E4D" w:sz="12" w:space="6"/>
+        </w:pBdr>
+        <w:spacing w:after="180" w:before="380"/>
+      </w:pPr>
+      <w:r>
+        <w:rPr>
+          <w:rFonts w:ascii="Be Vietnam Pro" w:cs="Be Vietnam Pro" w:eastAsia="Be Vietnam Pro" w:hAnsi="Be Vietnam Pro"/>
+          <w:b/>
+          <w:bCs/>
+          <w:color w:val="036F3D"/>
+          <w:sz w:val="28"/>
+          <w:szCs w:val="28"/>
+        </w:rPr>
         <w:t xml:space="preserve">B1. Cài đặt lần đầu</w:t>
       </w:r>
     </w:p>
@@ -5498,7 +6574,945 @@
           <w:sz w:val="28"/>
           <w:szCs w:val="28"/>
         </w:rPr>
-        <w:t xml:space="preserve">B2. Danh sách kiểm tra sau triển khai</w:t>
+        <w:t xml:space="preserve">B2. Quy trình nâng cấp</w:t>
+      </w:r>
+    </w:p>
+    <w:p>
+      <w:pPr>
+        <w:spacing w:after="130" w:line="300"/>
+      </w:pPr>
+      <w:r>
+        <w:rPr>
+          <w:rFonts w:ascii="Be Vietnam Pro" w:cs="Be Vietnam Pro" w:eastAsia="Be Vietnam Pro" w:hAnsi="Be Vietnam Pro"/>
+          <w:color w:val="101814"/>
+          <w:sz w:val="21"/>
+          <w:szCs w:val="21"/>
+        </w:rPr>
+        <w:t xml:space="preserve">DA2 không triển khai độc lập — nâng cấp DA2 là </w:t>
+      </w:r>
+      <w:r>
+        <w:rPr>
+          <w:rFonts w:ascii="Be Vietnam Pro" w:cs="Be Vietnam Pro" w:eastAsia="Be Vietnam Pro" w:hAnsi="Be Vietnam Pro"/>
+          <w:b/>
+          <w:bCs/>
+          <w:color w:val="101814"/>
+          <w:sz w:val="21"/>
+          <w:szCs w:val="21"/>
+        </w:rPr>
+        <w:t xml:space="preserve">nâng cấp hệ quản trị</w:t>
+      </w:r>
+      <w:r>
+        <w:rPr>
+          <w:rFonts w:ascii="Be Vietnam Pro" w:cs="Be Vietnam Pro" w:eastAsia="Be Vietnam Pro" w:hAnsi="Be Vietnam Pro"/>
+          <w:color w:val="101814"/>
+          <w:sz w:val="21"/>
+          <w:szCs w:val="21"/>
+        </w:rPr>
+        <w:t xml:space="preserve">. Quy trình bảy bước ở </w:t>
+      </w:r>
+      <w:r>
+        <w:rPr>
+          <w:rFonts w:ascii="Menlo" w:cs="Menlo" w:eastAsia="Menlo" w:hAnsi="Menlo"/>
+          <w:color w:val="036F3D"/>
+          <w:sz w:val="19"/>
+          <w:szCs w:val="19"/>
+          <w:shd w:fill="F1F5F3" w:color="auto" w:val="clear"/>
+        </w:rPr>
+        <w:t xml:space="preserve">DA1-08</w:t>
+      </w:r>
+      <w:r>
+        <w:rPr>
+          <w:rFonts w:ascii="Be Vietnam Pro" w:cs="Be Vietnam Pro" w:eastAsia="Be Vietnam Pro" w:hAnsi="Be Vietnam Pro"/>
+          <w:color w:val="101814"/>
+          <w:sz w:val="21"/>
+          <w:szCs w:val="21"/>
+        </w:rPr>
+        <w:t xml:space="preserve"> mục B2 áp dụng nguyên vẹn, kèm ba lưu ý riêng:</w:t>
+      </w:r>
+    </w:p>
+    <w:tbl>
+      <w:tblPr>
+        <w:tblW w:type="dxa" w:w="9360"/>
+        <w:tblBorders>
+          <w:top w:val="single" w:color="CFE3D8" w:sz="4"/>
+          <w:left w:val="single" w:color="CFE3D8" w:sz="4"/>
+          <w:bottom w:val="single" w:color="CFE3D8" w:sz="4"/>
+          <w:right w:val="single" w:color="CFE3D8" w:sz="4"/>
+          <w:insideH w:val="single" w:color="CFE3D8" w:sz="4"/>
+          <w:insideV w:val="single" w:color="CFE3D8" w:sz="4"/>
+        </w:tblBorders>
+        <w:tblLayout w:type="fixed"/>
+      </w:tblPr>
+      <w:tblGrid>
+        <w:gridCol w:w="974"/>
+        <w:gridCol w:w="3745"/>
+        <w:gridCol w:w="4641"/>
+      </w:tblGrid>
+      <w:tr>
+        <w:trPr>
+          <w:tblHeader/>
+        </w:trPr>
+        <w:tc>
+          <w:tcPr>
+            <w:tcW w:type="dxa" w:w="974"/>
+            <w:shd w:fill="EEF6F1" w:color="auto" w:val="clear"/>
+            <w:tcMar>
+              <w:top w:type="dxa" w:w="90"/>
+              <w:left w:type="dxa" w:w="120"/>
+              <w:bottom w:type="dxa" w:w="90"/>
+              <w:right w:type="dxa" w:w="120"/>
+            </w:tcMar>
+            <w:vAlign w:val="center"/>
+          </w:tcPr>
+          <w:p>
+            <w:pPr>
+              <w:spacing w:after="0" w:line="280"/>
+            </w:pPr>
+            <w:r>
+              <w:rPr>
+                <w:rFonts w:ascii="Be Vietnam Pro" w:cs="Be Vietnam Pro" w:eastAsia="Be Vietnam Pro" w:hAnsi="Be Vietnam Pro"/>
+                <w:b/>
+                <w:bCs/>
+                <w:color w:val="036F3D"/>
+                <w:sz w:val="20"/>
+                <w:szCs w:val="20"/>
+              </w:rPr>
+              <w:t xml:space="preserve">#</w:t>
+            </w:r>
+          </w:p>
+        </w:tc>
+        <w:tc>
+          <w:tcPr>
+            <w:tcW w:type="dxa" w:w="3745"/>
+            <w:shd w:fill="EEF6F1" w:color="auto" w:val="clear"/>
+            <w:tcMar>
+              <w:top w:type="dxa" w:w="90"/>
+              <w:left w:type="dxa" w:w="120"/>
+              <w:bottom w:type="dxa" w:w="90"/>
+              <w:right w:type="dxa" w:w="120"/>
+            </w:tcMar>
+            <w:vAlign w:val="center"/>
+          </w:tcPr>
+          <w:p>
+            <w:pPr>
+              <w:spacing w:after="0" w:line="280"/>
+            </w:pPr>
+            <w:r>
+              <w:rPr>
+                <w:rFonts w:ascii="Be Vietnam Pro" w:cs="Be Vietnam Pro" w:eastAsia="Be Vietnam Pro" w:hAnsi="Be Vietnam Pro"/>
+                <w:b/>
+                <w:bCs/>
+                <w:color w:val="036F3D"/>
+                <w:sz w:val="20"/>
+                <w:szCs w:val="20"/>
+              </w:rPr>
+              <w:t xml:space="preserve">Lưu ý riêng của DA2</w:t>
+            </w:r>
+          </w:p>
+        </w:tc>
+        <w:tc>
+          <w:tcPr>
+            <w:tcW w:type="dxa" w:w="4641"/>
+            <w:shd w:fill="EEF6F1" w:color="auto" w:val="clear"/>
+            <w:tcMar>
+              <w:top w:type="dxa" w:w="90"/>
+              <w:left w:type="dxa" w:w="120"/>
+              <w:bottom w:type="dxa" w:w="90"/>
+              <w:right w:type="dxa" w:w="120"/>
+            </w:tcMar>
+            <w:vAlign w:val="center"/>
+          </w:tcPr>
+          <w:p>
+            <w:pPr>
+              <w:spacing w:after="0" w:line="280"/>
+            </w:pPr>
+            <w:r>
+              <w:rPr>
+                <w:rFonts w:ascii="Be Vietnam Pro" w:cs="Be Vietnam Pro" w:eastAsia="Be Vietnam Pro" w:hAnsi="Be Vietnam Pro"/>
+                <w:b/>
+                <w:bCs/>
+                <w:color w:val="036F3D"/>
+                <w:sz w:val="20"/>
+                <w:szCs w:val="20"/>
+              </w:rPr>
+              <w:t xml:space="preserve">Vì sao</w:t>
+            </w:r>
+          </w:p>
+        </w:tc>
+      </w:tr>
+      <w:tr>
+        <w:trPr>
+          <w:tblHeader w:val="false"/>
+        </w:trPr>
+        <w:tc>
+          <w:tcPr>
+            <w:tcW w:type="dxa" w:w="974"/>
+            <w:tcMar>
+              <w:top w:type="dxa" w:w="90"/>
+              <w:left w:type="dxa" w:w="120"/>
+              <w:bottom w:type="dxa" w:w="90"/>
+              <w:right w:type="dxa" w:w="120"/>
+            </w:tcMar>
+            <w:vAlign w:val="center"/>
+          </w:tcPr>
+          <w:p>
+            <w:pPr>
+              <w:spacing w:after="0" w:line="280"/>
+            </w:pPr>
+            <w:r>
+              <w:rPr>
+                <w:rFonts w:ascii="Be Vietnam Pro" w:cs="Be Vietnam Pro" w:eastAsia="Be Vietnam Pro" w:hAnsi="Be Vietnam Pro"/>
+                <w:color w:val="101814"/>
+                <w:sz w:val="20"/>
+                <w:szCs w:val="20"/>
+              </w:rPr>
+              <w:t xml:space="preserve">1</w:t>
+            </w:r>
+          </w:p>
+        </w:tc>
+        <w:tc>
+          <w:tcPr>
+            <w:tcW w:type="dxa" w:w="3745"/>
+            <w:tcMar>
+              <w:top w:type="dxa" w:w="90"/>
+              <w:left w:type="dxa" w:w="120"/>
+              <w:bottom w:type="dxa" w:w="90"/>
+              <w:right w:type="dxa" w:w="120"/>
+            </w:tcMar>
+            <w:vAlign w:val="center"/>
+          </w:tcPr>
+          <w:p>
+            <w:pPr>
+              <w:spacing w:after="0" w:line="280"/>
+            </w:pPr>
+            <w:r>
+              <w:rPr>
+                <w:rFonts w:ascii="Be Vietnam Pro" w:cs="Be Vietnam Pro" w:eastAsia="Be Vietnam Pro" w:hAnsi="Be Vietnam Pro"/>
+                <w:b/>
+                <w:bCs/>
+                <w:color w:val="101814"/>
+                <w:sz w:val="20"/>
+                <w:szCs w:val="20"/>
+              </w:rPr>
+              <w:t xml:space="preserve">Kiểm hàng đợi rỗng trước khi khởi động lại</w:t>
+            </w:r>
+          </w:p>
+        </w:tc>
+        <w:tc>
+          <w:tcPr>
+            <w:tcW w:type="dxa" w:w="4641"/>
+            <w:tcMar>
+              <w:top w:type="dxa" w:w="90"/>
+              <w:left w:type="dxa" w:w="120"/>
+              <w:bottom w:type="dxa" w:w="90"/>
+              <w:right w:type="dxa" w:w="120"/>
+            </w:tcMar>
+            <w:vAlign w:val="center"/>
+          </w:tcPr>
+          <w:p>
+            <w:pPr>
+              <w:spacing w:after="0" w:line="280"/>
+            </w:pPr>
+            <w:r>
+              <w:rPr>
+                <w:rFonts w:ascii="Be Vietnam Pro" w:cs="Be Vietnam Pro" w:eastAsia="Be Vietnam Pro" w:hAnsi="Be Vietnam Pro"/>
+                <w:color w:val="101814"/>
+                <w:sz w:val="20"/>
+                <w:szCs w:val="20"/>
+              </w:rPr>
+              <w:t xml:space="preserve">Công việc đang chạy dở bị cắt giữa chừng sẽ mắc kẹt ở trạng thái trung gian, không tự thoát</w:t>
+            </w:r>
+          </w:p>
+        </w:tc>
+      </w:tr>
+      <w:tr>
+        <w:trPr>
+          <w:tblHeader w:val="false"/>
+        </w:trPr>
+        <w:tc>
+          <w:tcPr>
+            <w:tcW w:type="dxa" w:w="974"/>
+            <w:tcMar>
+              <w:top w:type="dxa" w:w="90"/>
+              <w:left w:type="dxa" w:w="120"/>
+              <w:bottom w:type="dxa" w:w="90"/>
+              <w:right w:type="dxa" w:w="120"/>
+            </w:tcMar>
+            <w:vAlign w:val="center"/>
+          </w:tcPr>
+          <w:p>
+            <w:pPr>
+              <w:spacing w:after="0" w:line="280"/>
+            </w:pPr>
+            <w:r>
+              <w:rPr>
+                <w:rFonts w:ascii="Be Vietnam Pro" w:cs="Be Vietnam Pro" w:eastAsia="Be Vietnam Pro" w:hAnsi="Be Vietnam Pro"/>
+                <w:color w:val="101814"/>
+                <w:sz w:val="20"/>
+                <w:szCs w:val="20"/>
+              </w:rPr>
+              <w:t xml:space="preserve">2</w:t>
+            </w:r>
+          </w:p>
+        </w:tc>
+        <w:tc>
+          <w:tcPr>
+            <w:tcW w:type="dxa" w:w="3745"/>
+            <w:tcMar>
+              <w:top w:type="dxa" w:w="90"/>
+              <w:left w:type="dxa" w:w="120"/>
+              <w:bottom w:type="dxa" w:w="90"/>
+              <w:right w:type="dxa" w:w="120"/>
+            </w:tcMar>
+            <w:vAlign w:val="center"/>
+          </w:tcPr>
+          <w:p>
+            <w:pPr>
+              <w:spacing w:after="0" w:line="280"/>
+            </w:pPr>
+            <w:r>
+              <w:rPr>
+                <w:rFonts w:ascii="Be Vietnam Pro" w:cs="Be Vietnam Pro" w:eastAsia="Be Vietnam Pro" w:hAnsi="Be Vietnam Pro"/>
+                <w:b/>
+                <w:bCs/>
+                <w:color w:val="101814"/>
+                <w:sz w:val="20"/>
+                <w:szCs w:val="20"/>
+              </w:rPr>
+              <w:t xml:space="preserve">Không nâng cấp trong giờ chạy hàng loạt</w:t>
+            </w:r>
+          </w:p>
+        </w:tc>
+        <w:tc>
+          <w:tcPr>
+            <w:tcW w:type="dxa" w:w="4641"/>
+            <w:tcMar>
+              <w:top w:type="dxa" w:w="90"/>
+              <w:left w:type="dxa" w:w="120"/>
+              <w:bottom w:type="dxa" w:w="90"/>
+              <w:right w:type="dxa" w:w="120"/>
+            </w:tcMar>
+            <w:vAlign w:val="center"/>
+          </w:tcPr>
+          <w:p>
+            <w:pPr>
+              <w:spacing w:after="0" w:line="280"/>
+            </w:pPr>
+            <w:r>
+              <w:rPr>
+                <w:rFonts w:ascii="Be Vietnam Pro" w:cs="Be Vietnam Pro" w:eastAsia="Be Vietnam Pro" w:hAnsi="Be Vietnam Pro"/>
+                <w:color w:val="101814"/>
+                <w:sz w:val="20"/>
+                <w:szCs w:val="20"/>
+              </w:rPr>
+              <w:t xml:space="preserve">Xử lý tệp chạy chung tiến trình; khởi động lại giữa chừng làm mất công việc và mất tiền đã gọi mô hình</w:t>
+            </w:r>
+          </w:p>
+        </w:tc>
+      </w:tr>
+      <w:tr>
+        <w:trPr>
+          <w:tblHeader w:val="false"/>
+        </w:trPr>
+        <w:tc>
+          <w:tcPr>
+            <w:tcW w:type="dxa" w:w="974"/>
+            <w:tcMar>
+              <w:top w:type="dxa" w:w="90"/>
+              <w:left w:type="dxa" w:w="120"/>
+              <w:bottom w:type="dxa" w:w="90"/>
+              <w:right w:type="dxa" w:w="120"/>
+            </w:tcMar>
+            <w:vAlign w:val="center"/>
+          </w:tcPr>
+          <w:p>
+            <w:pPr>
+              <w:spacing w:after="0" w:line="280"/>
+            </w:pPr>
+            <w:r>
+              <w:rPr>
+                <w:rFonts w:ascii="Be Vietnam Pro" w:cs="Be Vietnam Pro" w:eastAsia="Be Vietnam Pro" w:hAnsi="Be Vietnam Pro"/>
+                <w:color w:val="101814"/>
+                <w:sz w:val="20"/>
+                <w:szCs w:val="20"/>
+              </w:rPr>
+              <w:t xml:space="preserve">3</w:t>
+            </w:r>
+          </w:p>
+        </w:tc>
+        <w:tc>
+          <w:tcPr>
+            <w:tcW w:type="dxa" w:w="3745"/>
+            <w:tcMar>
+              <w:top w:type="dxa" w:w="90"/>
+              <w:left w:type="dxa" w:w="120"/>
+              <w:bottom w:type="dxa" w:w="90"/>
+              <w:right w:type="dxa" w:w="120"/>
+            </w:tcMar>
+            <w:vAlign w:val="center"/>
+          </w:tcPr>
+          <w:p>
+            <w:pPr>
+              <w:spacing w:after="0" w:line="280"/>
+            </w:pPr>
+            <w:r>
+              <w:rPr>
+                <w:rFonts w:ascii="Be Vietnam Pro" w:cs="Be Vietnam Pro" w:eastAsia="Be Vietnam Pro" w:hAnsi="Be Vietnam Pro"/>
+                <w:color w:val="101814"/>
+                <w:sz w:val="20"/>
+                <w:szCs w:val="20"/>
+              </w:rPr>
+              <w:t xml:space="preserve">Sau nâng cấp, chạy thử </w:t>
+            </w:r>
+            <w:r>
+              <w:rPr>
+                <w:rFonts w:ascii="Be Vietnam Pro" w:cs="Be Vietnam Pro" w:eastAsia="Be Vietnam Pro" w:hAnsi="Be Vietnam Pro"/>
+                <w:b/>
+                <w:bCs/>
+                <w:color w:val="101814"/>
+                <w:sz w:val="20"/>
+                <w:szCs w:val="20"/>
+              </w:rPr>
+              <w:t xml:space="preserve">một</w:t>
+            </w:r>
+            <w:r>
+              <w:rPr>
+                <w:rFonts w:ascii="Be Vietnam Pro" w:cs="Be Vietnam Pro" w:eastAsia="Be Vietnam Pro" w:hAnsi="Be Vietnam Pro"/>
+                <w:color w:val="101814"/>
+                <w:sz w:val="20"/>
+                <w:szCs w:val="20"/>
+              </w:rPr>
+              <w:t xml:space="preserve"> nguyên liệu trước khi mở lại hàng loạt</w:t>
+            </w:r>
+          </w:p>
+        </w:tc>
+        <w:tc>
+          <w:tcPr>
+            <w:tcW w:type="dxa" w:w="4641"/>
+            <w:tcMar>
+              <w:top w:type="dxa" w:w="90"/>
+              <w:left w:type="dxa" w:w="120"/>
+              <w:bottom w:type="dxa" w:w="90"/>
+              <w:right w:type="dxa" w:w="120"/>
+            </w:tcMar>
+            <w:vAlign w:val="center"/>
+          </w:tcPr>
+          <w:p>
+            <w:pPr>
+              <w:spacing w:after="0" w:line="280"/>
+            </w:pPr>
+            <w:r>
+              <w:rPr>
+                <w:rFonts w:ascii="Be Vietnam Pro" w:cs="Be Vietnam Pro" w:eastAsia="Be Vietnam Pro" w:hAnsi="Be Vietnam Pro"/>
+                <w:color w:val="101814"/>
+                <w:sz w:val="20"/>
+                <w:szCs w:val="20"/>
+              </w:rPr>
+              <w:t xml:space="preserve">Cấu hình sai mà chạy hàng loạt ngay là tốn tiền thật cho hàng loạt kết quả hỏng</w:t>
+            </w:r>
+          </w:p>
+        </w:tc>
+      </w:tr>
+    </w:tbl>
+    <w:p>
+      <w:pPr>
+        <w:spacing w:after="180"/>
+      </w:pPr>
+    </w:p>
+    <w:tbl>
+      <w:tblPr>
+        <w:tblW w:type="dxa" w:w="9360"/>
+        <w:tblBorders>
+          <w:top w:val="single" w:color="CFE3D8" w:sz="4"/>
+          <w:left w:val="single" w:color="CFE3D8" w:sz="4"/>
+          <w:bottom w:val="single" w:color="CFE3D8" w:sz="4"/>
+          <w:right w:val="single" w:color="CFE3D8" w:sz="4"/>
+          <w:insideH w:val="none" w:color="auto" w:sz="0"/>
+          <w:insideV w:val="none" w:color="auto" w:sz="0"/>
+        </w:tblBorders>
+        <w:tblLayout w:type="fixed"/>
+      </w:tblPr>
+      <w:tblGrid>
+        <w:gridCol w:w="9360"/>
+      </w:tblGrid>
+      <w:tr>
+        <w:tc>
+          <w:tcPr>
+            <w:tcW w:type="dxa" w:w="9360"/>
+            <w:shd w:fill="F1F5F3" w:color="auto" w:val="clear"/>
+            <w:tcMar>
+              <w:top w:type="dxa" w:w="130"/>
+              <w:left w:type="dxa" w:w="160"/>
+              <w:bottom w:type="dxa" w:w="130"/>
+              <w:right w:type="dxa" w:w="140"/>
+            </w:tcMar>
+          </w:tcPr>
+          <w:p>
+            <w:pPr>
+              <w:spacing w:after="0" w:line="250"/>
+            </w:pPr>
+            <w:r>
+              <w:rPr>
+                <w:rFonts w:ascii="Menlo" w:cs="Menlo" w:eastAsia="Menlo" w:hAnsi="Menlo"/>
+                <w:color w:val="101814"/>
+                <w:sz w:val="17"/>
+                <w:szCs w:val="17"/>
+              </w:rPr>
+              <w:t xml:space="preserve"># Kiểm hàng đợi trước khi nâng cấp — phải rỗng hoặc chỉ còn việc đã kết thúc</w:t>
+            </w:r>
+          </w:p>
+          <w:p>
+            <w:pPr>
+              <w:spacing w:after="0" w:line="250"/>
+            </w:pPr>
+            <w:r>
+              <w:rPr>
+                <w:rFonts w:ascii="Menlo" w:cs="Menlo" w:eastAsia="Menlo" w:hAnsi="Menlo"/>
+                <w:color w:val="101814"/>
+                <w:sz w:val="17"/>
+                <w:szCs w:val="17"/>
+              </w:rPr>
+              <w:t xml:space="preserve">docker exec dvcms-db psql -U dvcms -d dvcms -c "</w:t>
+            </w:r>
+          </w:p>
+          <w:p>
+            <w:pPr>
+              <w:spacing w:after="0" w:line="250"/>
+            </w:pPr>
+            <w:r>
+              <w:rPr>
+                <w:rFonts w:ascii="Menlo" w:cs="Menlo" w:eastAsia="Menlo" w:hAnsi="Menlo"/>
+                <w:color w:val="101814"/>
+                <w:sz w:val="17"/>
+                <w:szCs w:val="17"/>
+              </w:rPr>
+              <w:t xml:space="preserve">SELECT status, count(*) FROM ai_generate_jobs</w:t>
+            </w:r>
+          </w:p>
+          <w:p>
+            <w:pPr>
+              <w:spacing w:after="0" w:line="250"/>
+            </w:pPr>
+            <w:r>
+              <w:rPr>
+                <w:rFonts w:ascii="Menlo" w:cs="Menlo" w:eastAsia="Menlo" w:hAnsi="Menlo"/>
+                <w:color w:val="101814"/>
+                <w:sz w:val="17"/>
+                <w:szCs w:val="17"/>
+              </w:rPr>
+              <w:t xml:space="preserve">WHERE status NOT IN ('done','error','cancelled') GROUP BY 1;"</w:t>
+            </w:r>
+          </w:p>
+        </w:tc>
+      </w:tr>
+    </w:tbl>
+    <w:p>
+      <w:pPr>
+        <w:spacing w:after="160"/>
+      </w:pPr>
+    </w:p>
+    <w:p>
+      <w:pPr>
+        <w:spacing w:after="130" w:line="300"/>
+      </w:pPr>
+      <w:r>
+        <w:rPr>
+          <w:rFonts w:ascii="Be Vietnam Pro" w:cs="Be Vietnam Pro" w:eastAsia="Be Vietnam Pro" w:hAnsi="Be Vietnam Pro"/>
+          <w:color w:val="101814"/>
+          <w:sz w:val="21"/>
+          <w:szCs w:val="21"/>
+        </w:rPr>
+        <w:t xml:space="preserve">Kết quả không rỗng thì </w:t>
+      </w:r>
+      <w:r>
+        <w:rPr>
+          <w:rFonts w:ascii="Be Vietnam Pro" w:cs="Be Vietnam Pro" w:eastAsia="Be Vietnam Pro" w:hAnsi="Be Vietnam Pro"/>
+          <w:b/>
+          <w:bCs/>
+          <w:color w:val="101814"/>
+          <w:sz w:val="21"/>
+          <w:szCs w:val="21"/>
+        </w:rPr>
+        <w:t xml:space="preserve">chờ hoặc huỷ</w:t>
+      </w:r>
+      <w:r>
+        <w:rPr>
+          <w:rFonts w:ascii="Be Vietnam Pro" w:cs="Be Vietnam Pro" w:eastAsia="Be Vietnam Pro" w:hAnsi="Be Vietnam Pro"/>
+          <w:color w:val="101814"/>
+          <w:sz w:val="21"/>
+          <w:szCs w:val="21"/>
+        </w:rPr>
+        <w:t xml:space="preserve"> các công việc đó trước khi nâng cấp.</w:t>
+      </w:r>
+    </w:p>
+    <w:p>
+      <w:pPr>
+        <w:pBdr>
+          <w:bottom w:val="single" w:color="CFE3D8" w:sz="4" w:space="4"/>
+        </w:pBdr>
+        <w:spacing w:after="160" w:before="160"/>
+      </w:pPr>
+      <w:r>
+        <w:rPr>
+          <w:rFonts w:ascii="Be Vietnam Pro" w:cs="Be Vietnam Pro" w:eastAsia="Be Vietnam Pro" w:hAnsi="Be Vietnam Pro"/>
+          <w:sz w:val="2"/>
+          <w:szCs w:val="2"/>
+        </w:rPr>
+        <w:t xml:space="preserve"/>
+      </w:r>
+    </w:p>
+    <w:p>
+      <w:pPr>
+        <w:pStyle w:val="Heading1"/>
+        <w:pBdr>
+          <w:bottom w:val="single" w:color="008E4D" w:sz="12" w:space="6"/>
+        </w:pBdr>
+        <w:spacing w:after="180" w:before="380"/>
+      </w:pPr>
+      <w:r>
+        <w:rPr>
+          <w:rFonts w:ascii="Be Vietnam Pro" w:cs="Be Vietnam Pro" w:eastAsia="Be Vietnam Pro" w:hAnsi="Be Vietnam Pro"/>
+          <w:b/>
+          <w:bCs/>
+          <w:color w:val="036F3D"/>
+          <w:sz w:val="28"/>
+          <w:szCs w:val="28"/>
+        </w:rPr>
+        <w:t xml:space="preserve">B3. Quy trình lùi phiên bản</w:t>
+      </w:r>
+    </w:p>
+    <w:p>
+      <w:pPr>
+        <w:spacing w:after="130" w:line="300"/>
+      </w:pPr>
+      <w:r>
+        <w:rPr>
+          <w:rFonts w:ascii="Be Vietnam Pro" w:cs="Be Vietnam Pro" w:eastAsia="Be Vietnam Pro" w:hAnsi="Be Vietnam Pro"/>
+          <w:color w:val="101814"/>
+          <w:sz w:val="21"/>
+          <w:szCs w:val="21"/>
+        </w:rPr>
+        <w:t xml:space="preserve">Lùi phiên bản DA2 cũng là lùi hệ quản trị — theo </w:t>
+      </w:r>
+      <w:r>
+        <w:rPr>
+          <w:rFonts w:ascii="Menlo" w:cs="Menlo" w:eastAsia="Menlo" w:hAnsi="Menlo"/>
+          <w:color w:val="036F3D"/>
+          <w:sz w:val="19"/>
+          <w:szCs w:val="19"/>
+          <w:shd w:fill="F1F5F3" w:color="auto" w:val="clear"/>
+        </w:rPr>
+        <w:t xml:space="preserve">DA1-08</w:t>
+      </w:r>
+      <w:r>
+        <w:rPr>
+          <w:rFonts w:ascii="Be Vietnam Pro" w:cs="Be Vietnam Pro" w:eastAsia="Be Vietnam Pro" w:hAnsi="Be Vietnam Pro"/>
+          <w:color w:val="101814"/>
+          <w:sz w:val="21"/>
+          <w:szCs w:val="21"/>
+        </w:rPr>
+        <w:t xml:space="preserve"> mục B4. Hai điểm riêng:</w:t>
+      </w:r>
+    </w:p>
+    <w:tbl>
+      <w:tblPr>
+        <w:tblW w:type="dxa" w:w="9360"/>
+        <w:tblBorders>
+          <w:top w:val="single" w:color="CFE3D8" w:sz="4"/>
+          <w:left w:val="single" w:color="CFE3D8" w:sz="4"/>
+          <w:bottom w:val="single" w:color="CFE3D8" w:sz="4"/>
+          <w:right w:val="single" w:color="CFE3D8" w:sz="4"/>
+          <w:insideH w:val="single" w:color="CFE3D8" w:sz="4"/>
+          <w:insideV w:val="single" w:color="CFE3D8" w:sz="4"/>
+        </w:tblBorders>
+        <w:tblLayout w:type="fixed"/>
+      </w:tblPr>
+      <w:tblGrid>
+        <w:gridCol w:w="4011"/>
+        <w:gridCol w:w="5349"/>
+      </w:tblGrid>
+      <w:tr>
+        <w:trPr>
+          <w:tblHeader/>
+        </w:trPr>
+        <w:tc>
+          <w:tcPr>
+            <w:tcW w:type="dxa" w:w="4011"/>
+            <w:shd w:fill="EEF6F1" w:color="auto" w:val="clear"/>
+            <w:tcMar>
+              <w:top w:type="dxa" w:w="90"/>
+              <w:left w:type="dxa" w:w="120"/>
+              <w:bottom w:type="dxa" w:w="90"/>
+              <w:right w:type="dxa" w:w="120"/>
+            </w:tcMar>
+            <w:vAlign w:val="center"/>
+          </w:tcPr>
+          <w:p>
+            <w:pPr>
+              <w:spacing w:after="0" w:line="280"/>
+            </w:pPr>
+            <w:r>
+              <w:rPr>
+                <w:rFonts w:ascii="Be Vietnam Pro" w:cs="Be Vietnam Pro" w:eastAsia="Be Vietnam Pro" w:hAnsi="Be Vietnam Pro"/>
+                <w:b/>
+                <w:bCs/>
+                <w:color w:val="036F3D"/>
+                <w:sz w:val="20"/>
+                <w:szCs w:val="20"/>
+              </w:rPr>
+              <w:t xml:space="preserve">Tình huống</w:t>
+            </w:r>
+          </w:p>
+        </w:tc>
+        <w:tc>
+          <w:tcPr>
+            <w:tcW w:type="dxa" w:w="5349"/>
+            <w:shd w:fill="EEF6F1" w:color="auto" w:val="clear"/>
+            <w:tcMar>
+              <w:top w:type="dxa" w:w="90"/>
+              <w:left w:type="dxa" w:w="120"/>
+              <w:bottom w:type="dxa" w:w="90"/>
+              <w:right w:type="dxa" w:w="120"/>
+            </w:tcMar>
+            <w:vAlign w:val="center"/>
+          </w:tcPr>
+          <w:p>
+            <w:pPr>
+              <w:spacing w:after="0" w:line="280"/>
+            </w:pPr>
+            <w:r>
+              <w:rPr>
+                <w:rFonts w:ascii="Be Vietnam Pro" w:cs="Be Vietnam Pro" w:eastAsia="Be Vietnam Pro" w:hAnsi="Be Vietnam Pro"/>
+                <w:b/>
+                <w:bCs/>
+                <w:color w:val="036F3D"/>
+                <w:sz w:val="20"/>
+                <w:szCs w:val="20"/>
+              </w:rPr>
+              <w:t xml:space="preserve">Xử lý</w:t>
+            </w:r>
+          </w:p>
+        </w:tc>
+      </w:tr>
+      <w:tr>
+        <w:trPr>
+          <w:tblHeader w:val="false"/>
+        </w:trPr>
+        <w:tc>
+          <w:tcPr>
+            <w:tcW w:type="dxa" w:w="4011"/>
+            <w:tcMar>
+              <w:top w:type="dxa" w:w="90"/>
+              <w:left w:type="dxa" w:w="120"/>
+              <w:bottom w:type="dxa" w:w="90"/>
+              <w:right w:type="dxa" w:w="120"/>
+            </w:tcMar>
+            <w:vAlign w:val="center"/>
+          </w:tcPr>
+          <w:p>
+            <w:pPr>
+              <w:spacing w:after="0" w:line="280"/>
+            </w:pPr>
+            <w:r>
+              <w:rPr>
+                <w:rFonts w:ascii="Be Vietnam Pro" w:cs="Be Vietnam Pro" w:eastAsia="Be Vietnam Pro" w:hAnsi="Be Vietnam Pro"/>
+                <w:color w:val="101814"/>
+                <w:sz w:val="20"/>
+                <w:szCs w:val="20"/>
+              </w:rPr>
+              <w:t xml:space="preserve">Bản ghi công việc AI sinh ra ở phiên bản mới</w:t>
+            </w:r>
+          </w:p>
+        </w:tc>
+        <w:tc>
+          <w:tcPr>
+            <w:tcW w:type="dxa" w:w="5349"/>
+            <w:tcMar>
+              <w:top w:type="dxa" w:w="90"/>
+              <w:left w:type="dxa" w:w="120"/>
+              <w:bottom w:type="dxa" w:w="90"/>
+              <w:right w:type="dxa" w:w="120"/>
+            </w:tcMar>
+            <w:vAlign w:val="center"/>
+          </w:tcPr>
+          <w:p>
+            <w:pPr>
+              <w:spacing w:after="0" w:line="280"/>
+            </w:pPr>
+            <w:r>
+              <w:rPr>
+                <w:rFonts w:ascii="Be Vietnam Pro" w:cs="Be Vietnam Pro" w:eastAsia="Be Vietnam Pro" w:hAnsi="Be Vietnam Pro"/>
+                <w:b/>
+                <w:bCs/>
+                <w:color w:val="101814"/>
+                <w:sz w:val="20"/>
+                <w:szCs w:val="20"/>
+              </w:rPr>
+              <w:t xml:space="preserve">Giữ nguyên, không xoá.</w:t>
+            </w:r>
+            <w:r>
+              <w:rPr>
+                <w:rFonts w:ascii="Be Vietnam Pro" w:cs="Be Vietnam Pro" w:eastAsia="Be Vietnam Pro" w:hAnsi="Be Vietnam Pro"/>
+                <w:color w:val="101814"/>
+                <w:sz w:val="20"/>
+                <w:szCs w:val="20"/>
+              </w:rPr>
+              <w:t xml:space="preserve"> Chúng là bằng chứng vận hành và không gây xung đột với mã cũ</w:t>
+            </w:r>
+          </w:p>
+        </w:tc>
+      </w:tr>
+      <w:tr>
+        <w:trPr>
+          <w:tblHeader w:val="false"/>
+        </w:trPr>
+        <w:tc>
+          <w:tcPr>
+            <w:tcW w:type="dxa" w:w="4011"/>
+            <w:tcMar>
+              <w:top w:type="dxa" w:w="90"/>
+              <w:left w:type="dxa" w:w="120"/>
+              <w:bottom w:type="dxa" w:w="90"/>
+              <w:right w:type="dxa" w:w="120"/>
+            </w:tcMar>
+            <w:vAlign w:val="center"/>
+          </w:tcPr>
+          <w:p>
+            <w:pPr>
+              <w:spacing w:after="0" w:line="280"/>
+            </w:pPr>
+            <w:r>
+              <w:rPr>
+                <w:rFonts w:ascii="Be Vietnam Pro" w:cs="Be Vietnam Pro" w:eastAsia="Be Vietnam Pro" w:hAnsi="Be Vietnam Pro"/>
+                <w:color w:val="101814"/>
+                <w:sz w:val="20"/>
+                <w:szCs w:val="20"/>
+              </w:rPr>
+              <w:t xml:space="preserve">Nội dung nguyên liệu do phiên bản mới ghi vào</w:t>
+            </w:r>
+          </w:p>
+        </w:tc>
+        <w:tc>
+          <w:tcPr>
+            <w:tcW w:type="dxa" w:w="5349"/>
+            <w:tcMar>
+              <w:top w:type="dxa" w:w="90"/>
+              <w:left w:type="dxa" w:w="120"/>
+              <w:bottom w:type="dxa" w:w="90"/>
+              <w:right w:type="dxa" w:w="120"/>
+            </w:tcMar>
+            <w:vAlign w:val="center"/>
+          </w:tcPr>
+          <w:p>
+            <w:pPr>
+              <w:spacing w:after="0" w:line="280"/>
+            </w:pPr>
+            <w:r>
+              <w:rPr>
+                <w:rFonts w:ascii="Be Vietnam Pro" w:cs="Be Vietnam Pro" w:eastAsia="Be Vietnam Pro" w:hAnsi="Be Vietnam Pro"/>
+                <w:color w:val="101814"/>
+                <w:sz w:val="20"/>
+                <w:szCs w:val="20"/>
+              </w:rPr>
+              <w:t xml:space="preserve">Nằm ở </w:t>
+            </w:r>
+            <w:r>
+              <w:rPr>
+                <w:rFonts w:ascii="Be Vietnam Pro" w:cs="Be Vietnam Pro" w:eastAsia="Be Vietnam Pro" w:hAnsi="Be Vietnam Pro"/>
+                <w:b/>
+                <w:bCs/>
+                <w:color w:val="101814"/>
+                <w:sz w:val="20"/>
+                <w:szCs w:val="20"/>
+              </w:rPr>
+              <w:t xml:space="preserve">bản nháp</w:t>
+            </w:r>
+            <w:r>
+              <w:rPr>
+                <w:rFonts w:ascii="Be Vietnam Pro" w:cs="Be Vietnam Pro" w:eastAsia="Be Vietnam Pro" w:hAnsi="Be Vietnam Pro"/>
+                <w:color w:val="101814"/>
+                <w:sz w:val="20"/>
+                <w:szCs w:val="20"/>
+              </w:rPr>
+              <w:t xml:space="preserve">, chưa xuất bản. Lùi phiên bản không ảnh hưởng nội dung đang hiển thị</w:t>
+            </w:r>
+          </w:p>
+        </w:tc>
+      </w:tr>
+    </w:tbl>
+    <w:p>
+      <w:pPr>
+        <w:spacing w:after="180"/>
+      </w:pPr>
+    </w:p>
+    <w:p>
+      <w:pPr>
+        <w:spacing w:after="130" w:line="300"/>
+      </w:pPr>
+      <w:r>
+        <w:rPr>
+          <w:rFonts w:ascii="Be Vietnam Pro" w:cs="Be Vietnam Pro" w:eastAsia="Be Vietnam Pro" w:hAnsi="Be Vietnam Pro"/>
+          <w:color w:val="101814"/>
+          <w:sz w:val="21"/>
+          <w:szCs w:val="21"/>
+        </w:rPr>
+        <w:t xml:space="preserve">Đây là lợi ích cụ thể của nguyên tắc </w:t>
+      </w:r>
+      <w:r>
+        <w:rPr>
+          <w:rFonts w:ascii="Be Vietnam Pro" w:cs="Be Vietnam Pro" w:eastAsia="Be Vietnam Pro" w:hAnsi="Be Vietnam Pro"/>
+          <w:i/>
+          <w:iCs/>
+          <w:color w:val="101814"/>
+          <w:sz w:val="21"/>
+          <w:szCs w:val="21"/>
+        </w:rPr>
+        <w:t xml:space="preserve">"kết quả AI luôn ở trạng thái nháp"</w:t>
+      </w:r>
+      <w:r>
+        <w:rPr>
+          <w:rFonts w:ascii="Be Vietnam Pro" w:cs="Be Vietnam Pro" w:eastAsia="Be Vietnam Pro" w:hAnsi="Be Vietnam Pro"/>
+          <w:color w:val="101814"/>
+          <w:sz w:val="21"/>
+          <w:szCs w:val="21"/>
+        </w:rPr>
+        <w:t xml:space="preserve"> — lùi phiên bản không bao giờ làm hỏng nội dung công khai.</w:t>
+      </w:r>
+    </w:p>
+    <w:p>
+      <w:pPr>
+        <w:pBdr>
+          <w:bottom w:val="single" w:color="CFE3D8" w:sz="4" w:space="4"/>
+        </w:pBdr>
+        <w:spacing w:after="160" w:before="160"/>
+      </w:pPr>
+      <w:r>
+        <w:rPr>
+          <w:rFonts w:ascii="Be Vietnam Pro" w:cs="Be Vietnam Pro" w:eastAsia="Be Vietnam Pro" w:hAnsi="Be Vietnam Pro"/>
+          <w:sz w:val="2"/>
+          <w:szCs w:val="2"/>
+        </w:rPr>
+        <w:t xml:space="preserve"/>
+      </w:r>
+    </w:p>
+    <w:p>
+      <w:pPr>
+        <w:pStyle w:val="Heading1"/>
+        <w:pBdr>
+          <w:bottom w:val="single" w:color="008E4D" w:sz="12" w:space="6"/>
+        </w:pBdr>
+        <w:spacing w:after="180" w:before="380"/>
+      </w:pPr>
+      <w:r>
+        <w:rPr>
+          <w:rFonts w:ascii="Be Vietnam Pro" w:cs="Be Vietnam Pro" w:eastAsia="Be Vietnam Pro" w:hAnsi="Be Vietnam Pro"/>
+          <w:b/>
+          <w:bCs/>
+          <w:color w:val="036F3D"/>
+          <w:sz w:val="28"/>
+          <w:szCs w:val="28"/>
+        </w:rPr>
+        <w:t xml:space="preserve">B4. Danh sách kiểm tra sau triển khai</w:t>
       </w:r>
     </w:p>
     <w:tbl>
@@ -6771,7 +8785,7 @@
           <w:sz w:val="28"/>
           <w:szCs w:val="28"/>
         </w:rPr>
-        <w:t xml:space="preserve">B3. Bảo trì định kỳ</w:t>
+        <w:t xml:space="preserve">B5. Bảo trì định kỳ</w:t>
       </w:r>
     </w:p>
     <w:tbl>
@@ -7499,7 +9513,7 @@
           <w:sz w:val="24"/>
           <w:szCs w:val="24"/>
         </w:rPr>
-        <w:t xml:space="preserve">B3.1 Quy trình kiểm soát chi phí hàng tháng</w:t>
+        <w:t xml:space="preserve">B5.1 Quy trình kiểm soát chi phí hàng tháng</w:t>
       </w:r>
     </w:p>
     <w:tbl>
@@ -7697,7 +9711,7 @@
           <w:sz w:val="24"/>
           <w:szCs w:val="24"/>
         </w:rPr>
-        <w:t xml:space="preserve">B3.2 Ngưỡng cảnh báo chi phí</w:t>
+        <w:t xml:space="preserve">B5.2 Ngưỡng cảnh báo chi phí</w:t>
       </w:r>
     </w:p>
     <w:p>
@@ -8022,7 +10036,7 @@
           <w:sz w:val="28"/>
           <w:szCs w:val="28"/>
         </w:rPr>
-        <w:t xml:space="preserve">B4. Xử lý sự cố thường gặp</w:t>
+        <w:t xml:space="preserve">B6. Xử lý sự cố thường gặp</w:t>
       </w:r>
     </w:p>
     <w:tbl>
@@ -8834,7 +10848,7 @@
           <w:sz w:val="28"/>
           <w:szCs w:val="28"/>
         </w:rPr>
-        <w:t xml:space="preserve">B5. Bàn giao</w:t>
+        <w:t xml:space="preserve">B7. Bàn giao</w:t>
       </w:r>
     </w:p>
     <w:tbl>
